--- a/doc-prof.docx
+++ b/doc-prof.docx
@@ -4,25 +4,25 @@
   <w:body>
     <w:p>
       <w:pPr>
-        <w:spacing w:before="1600"/>
         <w:jc w:val="center"/>
       </w:pPr>
       <w:r>
         <w:rPr>
           <w:b/>
           <w:color w:val="1A365D"/>
-          <w:sz w:val="52"/>
+          <w:sz w:val="72"/>
         </w:rPr>
         <w:t>Guide Enseignant</w:t>
       </w:r>
     </w:p>
+    <w:p/>
     <w:p>
       <w:pPr>
         <w:jc w:val="center"/>
       </w:pPr>
       <w:r>
         <w:rPr>
-          <w:color w:val="2B6CB0"/>
+          <w:color w:val="4A5568"/>
           <w:sz w:val="28"/>
         </w:rPr>
         <w:t>SCORM Builder — Simulateur Réseau IPv4</w:t>
@@ -36,12 +36,43 @@
       <w:r>
         <w:rPr>
           <w:i/>
-          <w:color w:val="718096"/>
+          <w:color w:val="4A5568"/>
           <w:sz w:val="22"/>
         </w:rPr>
-        <w:t>Créer et déployer des activités réseau sur Moodle</w:t>
+        <w:t>Documentation v1.1</w:t>
       </w:r>
     </w:p>
+    <w:p/>
+    <w:tbl>
+      <w:tblPr>
+        <w:tblW w:type="auto" w:w="0"/>
+        <w:tblLook w:firstColumn="1" w:firstRow="1" w:lastColumn="0" w:lastRow="0" w:noHBand="0" w:noVBand="1" w:val="04A0"/>
+      </w:tblPr>
+      <w:tblGrid>
+        <w:gridCol w:w="9406"/>
+      </w:tblGrid>
+      <w:tr>
+        <w:tc>
+          <w:tcPr>
+            <w:tcW w:type="dxa" w:w="2835"/>
+            <w:shd w:fill="1A365D" w:color="auto" w:val="clear"/>
+          </w:tcPr>
+          <w:p>
+            <w:pPr>
+              <w:jc w:val="center"/>
+            </w:pPr>
+            <w:r>
+              <w:rPr>
+                <w:b/>
+                <w:color w:val="FFFFFF"/>
+                <w:sz w:val="22"/>
+              </w:rPr>
+              <w:t xml:space="preserve">  Mode Constructeur  </w:t>
+            </w:r>
+          </w:p>
+        </w:tc>
+      </w:tr>
+    </w:tbl>
     <w:p>
       <w:r>
         <w:br w:type="page"/>
@@ -50,41 +81,89 @@
     <w:p>
       <w:pPr>
         <w:pStyle w:val="Heading1"/>
-        <w:jc w:val="left"/>
+        <w:keepNext/>
+        <w:spacing w:before="360" w:after="160"/>
       </w:pPr>
       <w:r>
         <w:rPr>
+          <w:b/>
           <w:color w:val="1A365D"/>
+          <w:sz w:val="28"/>
         </w:rPr>
         <w:t>1. Présentation de l'outil</w:t>
       </w:r>
     </w:p>
     <w:p>
-      <w:r>
-        <w:t>Le SCORM Builder est un outil standalone (fichier HTML unique) permettant de concevoir des activités réseau pour vos élèves, de les configurer avec des objectifs pédagogiques évalués, puis de les exporter en package SCORM prêt à être déposé dans Moodle. Il fonctionne entièrement dans votre navigateur, sans installation.</w:t>
-      </w:r>
-    </w:p>
-    <w:p>
       <w:pPr>
-        <w:spacing w:before="80" w:after="120"/>
-        <w:ind w:left="283" w:right="283"/>
+        <w:spacing w:after="120"/>
       </w:pPr>
       <w:r>
         <w:rPr>
-          <w:color w:val="744210"/>
-          <w:sz w:val="18"/>
+          <w:b w:val="0"/>
+          <w:sz w:val="19"/>
         </w:rPr>
-        <w:t>💡 Ouvrez simplement scorm-builder.html dans Chrome ou Firefox. Aucune connexion internet n'est requise pour construire le réseau et configurer l'évaluation.</w:t>
+        <w:t xml:space="preserve">Le </w:t>
+      </w:r>
+      <w:r>
+        <w:rPr>
+          <w:b/>
+          <w:sz w:val="19"/>
+        </w:rPr>
+        <w:t>SCORM Builder</w:t>
+      </w:r>
+      <w:r>
+        <w:rPr>
+          <w:b w:val="0"/>
+          <w:sz w:val="19"/>
+        </w:rPr>
+        <w:t xml:space="preserve"> est un outil standalone (fichier HTML unique) qui vous permet de concevoir des activités réseau pour vos élèves, de les configurer avec des objectifs pédagogiques évalués, puis de les exporter en package SCORM prêt à être déposé dans Moodle. Il fonctionne entièrement dans votre navigateur, sans installation.</w:t>
       </w:r>
     </w:p>
+    <w:tbl>
+      <w:tblPr>
+        <w:tblW w:type="auto" w:w="0"/>
+        <w:jc w:val="left"/>
+        <w:tblLook w:firstColumn="1" w:firstRow="1" w:lastColumn="0" w:lastRow="0" w:noHBand="0" w:noVBand="1" w:val="04A0"/>
+      </w:tblPr>
+      <w:tblGrid>
+        <w:gridCol w:w="9406"/>
+      </w:tblGrid>
+      <w:tr>
+        <w:tc>
+          <w:tcPr>
+            <w:tcW w:type="dxa" w:w="9406"/>
+            <w:shd w:fill="EBF4FF" w:color="auto" w:val="clear"/>
+            <w:tcMar>
+              <w:top w:w="100" w:type="dxa"/>
+              <w:bottom w:w="100" w:type="dxa"/>
+              <w:left w:w="100" w:type="dxa"/>
+              <w:right w:w="100" w:type="dxa"/>
+            </w:tcMar>
+          </w:tcPr>
+          <w:p>
+            <w:r>
+              <w:rPr>
+                <w:b w:val="0"/>
+                <w:sz w:val="18"/>
+              </w:rPr>
+              <w:t>ℹ  Rappel : Ouvrez simplement scorm-builder.html dans Chrome ou Firefox. Aucune connexion internet n'est requise pour construire le réseau et configurer l'évaluation.</w:t>
+            </w:r>
+          </w:p>
+        </w:tc>
+      </w:tr>
+    </w:tbl>
+    <w:p/>
     <w:p>
       <w:pPr>
         <w:pStyle w:val="Heading1"/>
-        <w:jc w:val="left"/>
+        <w:keepNext/>
+        <w:spacing w:before="360" w:after="160"/>
       </w:pPr>
       <w:r>
         <w:rPr>
+          <w:b/>
           <w:color w:val="1A365D"/>
+          <w:sz w:val="28"/>
         </w:rPr>
         <w:t>2. Les trois onglets du Builder</w:t>
       </w:r>
@@ -92,194 +171,321 @@
     <w:p>
       <w:pPr>
         <w:pStyle w:val="Heading2"/>
-        <w:jc w:val="left"/>
+        <w:keepNext/>
+        <w:spacing w:before="240" w:after="120"/>
       </w:pPr>
       <w:r>
         <w:rPr>
-          <w:color w:val="2B6CB0"/>
+          <w:b/>
+          <w:color w:val="1A365D"/>
+          <w:sz w:val="22"/>
         </w:rPr>
-        <w:t>2.1  Onglet 1 — Construire le réseau</w:t>
+        <w:t>2.1 Onglet 1 — Construire le réseau</w:t>
       </w:r>
     </w:p>
     <w:p>
       <w:pPr>
-        <w:jc w:val="center"/>
-      </w:pPr>
-      <w:r>
-        <w:drawing>
-          <wp:inline xmlns:a="http://schemas.openxmlformats.org/drawingml/2006/main" xmlns:pic="http://schemas.openxmlformats.org/drawingml/2006/picture">
-            <wp:extent cx="5040000" cy="2908587"/>
-            <wp:docPr id="1" name="Picture 1"/>
-            <wp:cNvGraphicFramePr>
-              <a:graphicFrameLocks noChangeAspect="1"/>
-            </wp:cNvGraphicFramePr>
-            <a:graphic>
-              <a:graphicData uri="http://schemas.openxmlformats.org/drawingml/2006/picture">
-                <pic:pic>
-                  <pic:nvPicPr>
-                    <pic:cNvPr id="0" name="mock_builder_tab1.png"/>
-                    <pic:cNvPicPr/>
-                  </pic:nvPicPr>
-                  <pic:blipFill>
-                    <a:blip r:embed="rId9"/>
-                    <a:stretch>
-                      <a:fillRect/>
-                    </a:stretch>
-                  </pic:blipFill>
-                  <pic:spPr>
-                    <a:xfrm>
-                      <a:off x="0" y="0"/>
-                      <a:ext cx="5040000" cy="2908587"/>
-                    </a:xfrm>
-                    <a:prstGeom prst="rect"/>
-                  </pic:spPr>
-                </pic:pic>
-              </a:graphicData>
-            </a:graphic>
-          </wp:inline>
-        </w:drawing>
-      </w:r>
-    </w:p>
-    <w:p>
-      <w:pPr>
-        <w:jc w:val="center"/>
+        <w:spacing w:after="120"/>
       </w:pPr>
       <w:r>
         <w:rPr>
-          <w:i/>
-          <w:color w:val="718096"/>
-          <w:sz w:val="16"/>
+          <w:b w:val="0"/>
+          <w:sz w:val="19"/>
         </w:rPr>
+        <w:t xml:space="preserve">La palette de gauche propose sept types d'appareils : </w:t>
       </w:r>
       <w:r>
-        <w:t>Vue de l'onglet 1 : palette d'appareils, canevas de conception et panneau de propriétés.</w:t>
+        <w:rPr>
+          <w:b/>
+          <w:sz w:val="19"/>
+        </w:rPr>
+        <w:t>PC</w:t>
+      </w:r>
+      <w:r>
+        <w:rPr>
+          <w:b w:val="0"/>
+          <w:sz w:val="19"/>
+        </w:rPr>
+        <w:t xml:space="preserve">, </w:t>
+      </w:r>
+      <w:r>
+        <w:rPr>
+          <w:b/>
+          <w:sz w:val="19"/>
+        </w:rPr>
+        <w:t>Serveur</w:t>
+      </w:r>
+      <w:r>
+        <w:rPr>
+          <w:b w:val="0"/>
+          <w:sz w:val="19"/>
+        </w:rPr>
+        <w:t xml:space="preserve">, </w:t>
+      </w:r>
+      <w:r>
+        <w:rPr>
+          <w:b/>
+          <w:sz w:val="19"/>
+        </w:rPr>
+        <w:t>Switch</w:t>
+      </w:r>
+      <w:r>
+        <w:rPr>
+          <w:b w:val="0"/>
+          <w:sz w:val="19"/>
+        </w:rPr>
+        <w:t xml:space="preserve">, </w:t>
+      </w:r>
+      <w:r>
+        <w:rPr>
+          <w:b/>
+          <w:sz w:val="19"/>
+        </w:rPr>
+        <w:t>Routeur</w:t>
+      </w:r>
+      <w:r>
+        <w:rPr>
+          <w:b w:val="0"/>
+          <w:sz w:val="19"/>
+        </w:rPr>
+        <w:t xml:space="preserve">, </w:t>
+      </w:r>
+      <w:r>
+        <w:rPr>
+          <w:b/>
+          <w:sz w:val="19"/>
+        </w:rPr>
+        <w:t>Box WiFi</w:t>
+      </w:r>
+      <w:r>
+        <w:rPr>
+          <w:b w:val="0"/>
+          <w:sz w:val="19"/>
+        </w:rPr>
+        <w:t xml:space="preserve"> (routeur WiFi avec DHCP intégré), </w:t>
+      </w:r>
+      <w:r>
+        <w:rPr>
+          <w:b/>
+          <w:sz w:val="19"/>
+        </w:rPr>
+        <w:t>Internet</w:t>
+      </w:r>
+      <w:r>
+        <w:rPr>
+          <w:b w:val="0"/>
+          <w:sz w:val="19"/>
+        </w:rPr>
+        <w:t xml:space="preserve"> et l'outil </w:t>
+      </w:r>
+      <w:r>
+        <w:rPr>
+          <w:b/>
+          <w:sz w:val="19"/>
+        </w:rPr>
+        <w:t>Câble</w:t>
+      </w:r>
+      <w:r>
+        <w:rPr>
+          <w:b w:val="0"/>
+          <w:sz w:val="19"/>
+        </w:rPr>
+        <w:t>. Faites glisser les appareils sur le canevas central. Cliquez sur un appareil pour configurer ses propriétés dans le panneau de droite.</w:t>
       </w:r>
     </w:p>
-    <w:p>
-      <w:r>
-        <w:t>La palette de gauche propose cinq types d'appareils : PC, Serveur, Switch, Routeur et l'outil Câble. Faites glisser les appareils sur le canevas central. Cliquez sur un appareil pour configurer ses propriétés dans le panneau de droite (IP, masque, passerelle, DNS, services HTTP/DNS/DHCP).</w:t>
-      </w:r>
-    </w:p>
+    <w:tbl>
+      <w:tblPr>
+        <w:tblW w:type="auto" w:w="0"/>
+        <w:jc w:val="left"/>
+        <w:tblLook w:firstColumn="1" w:firstRow="1" w:lastColumn="0" w:lastRow="0" w:noHBand="0" w:noVBand="1" w:val="04A0"/>
+      </w:tblPr>
+      <w:tblGrid>
+        <w:gridCol w:w="9406"/>
+      </w:tblGrid>
+      <w:tr>
+        <w:tc>
+          <w:tcPr>
+            <w:tcW w:type="dxa" w:w="9406"/>
+            <w:shd w:fill="EBF4FF" w:color="auto" w:val="clear"/>
+            <w:tcMar>
+              <w:top w:w="100" w:type="dxa"/>
+              <w:bottom w:w="100" w:type="dxa"/>
+              <w:left w:w="100" w:type="dxa"/>
+              <w:right w:w="100" w:type="dxa"/>
+            </w:tcMar>
+          </w:tcPr>
+          <w:p>
+            <w:r>
+              <w:rPr>
+                <w:b w:val="0"/>
+                <w:sz w:val="18"/>
+              </w:rPr>
+              <w:t>■  Ce réseau devient le réseau de départ de l'activité élève.</w:t>
+            </w:r>
+          </w:p>
+        </w:tc>
+      </w:tr>
+    </w:tbl>
+    <w:p/>
     <w:p>
       <w:pPr>
-        <w:spacing w:before="80" w:after="120"/>
-        <w:ind w:left="283" w:right="283"/>
+        <w:pStyle w:val="ListBullet"/>
+        <w:spacing w:after="80"/>
       </w:pPr>
       <w:r>
         <w:rPr>
-          <w:color w:val="744210"/>
-          <w:sz w:val="18"/>
+          <w:b w:val="0"/>
+          <w:sz w:val="19"/>
         </w:rPr>
-        <w:t>📌 Ce réseau devient le réseau de départ de l'activité élève. Les élèves le verront dès le lancement de l'exercice.</w:t>
+        <w:t xml:space="preserve">Sélectionnez l'outil </w:t>
+      </w:r>
+      <w:r>
+        <w:rPr>
+          <w:b/>
+          <w:sz w:val="19"/>
+        </w:rPr>
+        <w:t>Câble</w:t>
+      </w:r>
+      <w:r>
+        <w:rPr>
+          <w:b w:val="0"/>
+          <w:sz w:val="19"/>
+        </w:rPr>
+        <w:t xml:space="preserve"> puis cliquez sur deux appareils pour les relier.</w:t>
       </w:r>
     </w:p>
     <w:p>
       <w:pPr>
         <w:pStyle w:val="ListBullet"/>
+        <w:spacing w:after="80"/>
       </w:pPr>
       <w:r>
-        <w:t>Sélectionnez l'outil Câble puis cliquez sur deux appareils pour les relier.</w:t>
+        <w:rPr>
+          <w:b w:val="0"/>
+          <w:sz w:val="19"/>
+        </w:rPr>
+        <w:t xml:space="preserve">Pour une liaison WiFi, utilisez la </w:t>
+      </w:r>
+      <w:r>
+        <w:rPr>
+          <w:b/>
+          <w:sz w:val="19"/>
+        </w:rPr>
+        <w:t>Box WiFi</w:t>
+      </w:r>
+      <w:r>
+        <w:rPr>
+          <w:b w:val="0"/>
+          <w:sz w:val="19"/>
+        </w:rPr>
+        <w:t xml:space="preserve"> et reliez-la aux PC.</w:t>
       </w:r>
     </w:p>
     <w:p>
       <w:pPr>
         <w:pStyle w:val="ListBullet"/>
+        <w:spacing w:after="80"/>
       </w:pPr>
       <w:r>
+        <w:rPr>
+          <w:b w:val="0"/>
+          <w:sz w:val="19"/>
+        </w:rPr>
         <w:t>Cliquez sur un PC ou Serveur pour configurer son adresse IP dans le panneau de droite.</w:t>
       </w:r>
     </w:p>
     <w:p>
       <w:pPr>
         <w:pStyle w:val="ListBullet"/>
+        <w:spacing w:after="80"/>
       </w:pPr>
       <w:r>
+        <w:rPr>
+          <w:b w:val="0"/>
+          <w:sz w:val="19"/>
+        </w:rPr>
         <w:t>Pour un routeur, configurez les deux interfaces eth0 et eth1 séparément.</w:t>
       </w:r>
     </w:p>
     <w:p>
       <w:pPr>
         <w:pStyle w:val="ListBullet"/>
+        <w:spacing w:after="80"/>
       </w:pPr>
       <w:r>
-        <w:t>Utilisez Ctrl+S ou le bouton 💾 pour sauvegarder votre progression.</w:t>
+        <w:rPr>
+          <w:b w:val="0"/>
+          <w:sz w:val="19"/>
+        </w:rPr>
+        <w:t xml:space="preserve">Utilisez </w:t>
+      </w:r>
+      <w:r>
+        <w:rPr>
+          <w:b/>
+          <w:sz w:val="19"/>
+        </w:rPr>
+        <w:t>Ctrl+S</w:t>
+      </w:r>
+      <w:r>
+        <w:rPr>
+          <w:b w:val="0"/>
+          <w:sz w:val="19"/>
+        </w:rPr>
+        <w:t xml:space="preserve"> ou le bouton ■ pour sauvegarder votre progression.</w:t>
       </w:r>
     </w:p>
     <w:p>
       <w:pPr>
         <w:pStyle w:val="Heading2"/>
-        <w:jc w:val="left"/>
+        <w:keepNext/>
+        <w:spacing w:before="240" w:after="120"/>
       </w:pPr>
       <w:r>
         <w:rPr>
-          <w:color w:val="2B6CB0"/>
+          <w:b/>
+          <w:color w:val="1A365D"/>
+          <w:sz w:val="22"/>
         </w:rPr>
-        <w:t>2.2  Onglet 2 — Configurer l'évaluation</w:t>
+        <w:t>2.2 Onglet 2 — Configurer l'évaluation</w:t>
       </w:r>
     </w:p>
     <w:p>
       <w:pPr>
-        <w:jc w:val="center"/>
+        <w:spacing w:after="120"/>
       </w:pPr>
       <w:r>
-        <w:drawing>
-          <wp:inline xmlns:a="http://schemas.openxmlformats.org/drawingml/2006/main" xmlns:pic="http://schemas.openxmlformats.org/drawingml/2006/picture">
-            <wp:extent cx="5040000" cy="2908587"/>
-            <wp:docPr id="2" name="Picture 2"/>
-            <wp:cNvGraphicFramePr>
-              <a:graphicFrameLocks noChangeAspect="1"/>
-            </wp:cNvGraphicFramePr>
-            <a:graphic>
-              <a:graphicData uri="http://schemas.openxmlformats.org/drawingml/2006/picture">
-                <pic:pic>
-                  <pic:nvPicPr>
-                    <pic:cNvPr id="0" name="mock_builder_tab2.png"/>
-                    <pic:cNvPicPr/>
-                  </pic:nvPicPr>
-                  <pic:blipFill>
-                    <a:blip r:embed="rId10"/>
-                    <a:stretch>
-                      <a:fillRect/>
-                    </a:stretch>
-                  </pic:blipFill>
-                  <pic:spPr>
-                    <a:xfrm>
-                      <a:off x="0" y="0"/>
-                      <a:ext cx="5040000" cy="2908587"/>
-                    </a:xfrm>
-                    <a:prstGeom prst="rect"/>
-                  </pic:spPr>
-                </pic:pic>
-              </a:graphicData>
-            </a:graphic>
-          </wp:inline>
-        </w:drawing>
+        <w:rPr>
+          <w:b w:val="0"/>
+          <w:sz w:val="19"/>
+        </w:rPr>
+        <w:t>Définissez le titre, le niveau scolaire, le score de maîtrise (note minimale de réussite en %) et le mode d'affichage. Ajoutez ensuite autant d'</w:t>
+      </w:r>
+      <w:r>
+        <w:rPr>
+          <w:b/>
+          <w:sz w:val="19"/>
+        </w:rPr>
+        <w:t>objectifs</w:t>
+      </w:r>
+      <w:r>
+        <w:rPr>
+          <w:b w:val="0"/>
+          <w:sz w:val="19"/>
+        </w:rPr>
+        <w:t xml:space="preserve"> que nécessaire, chacun associé à un type de vérification et un nombre de points.</w:t>
       </w:r>
     </w:p>
     <w:p>
       <w:pPr>
-        <w:jc w:val="center"/>
+        <w:pStyle w:val="Heading2"/>
+        <w:keepNext/>
+        <w:spacing w:before="240" w:after="120"/>
       </w:pPr>
       <w:r>
         <w:rPr>
-          <w:i/>
-          <w:color w:val="718096"/>
-          <w:sz w:val="16"/>
-        </w:rPr>
-      </w:r>
-      <w:r>
-        <w:t>Onglet 2 : paramètres de l'activité et liste des objectifs pédagogiques.</w:t>
-      </w:r>
-    </w:p>
-    <w:p>
-      <w:r>
-        <w:t>Définissez le titre, le niveau scolaire, le score de maîtrise (note minimale de réussite en %) et le mode d'affichage. Ajoutez ensuite autant d'objectifs que nécessaire, chacun associé à un type de vérification et un nombre de points.</w:t>
-      </w:r>
-    </w:p>
-    <w:p>
-      <w:r>
-        <w:rPr>
           <w:b/>
+          <w:color w:val="2B6CB0"/>
+          <w:sz w:val="22"/>
         </w:rPr>
         <w:t>Types de vérifications disponibles :</w:t>
       </w:r>
@@ -292,21 +498,25 @@
         <w:tblLook w:firstColumn="1" w:firstRow="1" w:lastColumn="0" w:lastRow="0" w:noHBand="0" w:noVBand="1" w:val="04A0"/>
       </w:tblPr>
       <w:tblGrid>
-        <w:gridCol w:w="2880"/>
-        <w:gridCol w:w="2880"/>
-        <w:gridCol w:w="2880"/>
+        <w:gridCol w:w="3135"/>
+        <w:gridCol w:w="3135"/>
+        <w:gridCol w:w="3135"/>
       </w:tblGrid>
       <w:tr>
         <w:tc>
           <w:tcPr>
-            <w:tcW w:type="dxa" w:w="2880"/>
-            <w:shd w:val="clear" w:color="auto" w:fill="1a365d"/>
+            <w:tcW w:type="dxa" w:w="2551"/>
+            <w:shd w:fill="1A365D" w:color="auto" w:val="clear"/>
           </w:tcPr>
           <w:p>
+            <w:pPr>
+              <w:spacing w:after="60"/>
+            </w:pPr>
             <w:r>
               <w:rPr>
                 <w:b/>
                 <w:color w:val="FFFFFF"/>
+                <w:sz w:val="17"/>
               </w:rPr>
               <w:t>Type</w:t>
             </w:r>
@@ -314,14 +524,18 @@
         </w:tc>
         <w:tc>
           <w:tcPr>
-            <w:tcW w:type="dxa" w:w="2880"/>
-            <w:shd w:val="clear" w:color="auto" w:fill="1a365d"/>
+            <w:tcW w:type="dxa" w:w="2154"/>
+            <w:shd w:fill="1A365D" w:color="auto" w:val="clear"/>
           </w:tcPr>
           <w:p>
+            <w:pPr>
+              <w:spacing w:after="60"/>
+            </w:pPr>
             <w:r>
               <w:rPr>
                 <w:b/>
                 <w:color w:val="FFFFFF"/>
+                <w:sz w:val="17"/>
               </w:rPr>
               <w:t>Libellé</w:t>
             </w:r>
@@ -329,14 +543,18 @@
         </w:tc>
         <w:tc>
           <w:tcPr>
-            <w:tcW w:type="dxa" w:w="2880"/>
-            <w:shd w:val="clear" w:color="auto" w:fill="1a365d"/>
+            <w:tcW w:type="dxa" w:w="4819"/>
+            <w:shd w:fill="1A365D" w:color="auto" w:val="clear"/>
           </w:tcPr>
           <w:p>
+            <w:pPr>
+              <w:spacing w:after="60"/>
+            </w:pPr>
             <w:r>
               <w:rPr>
                 <w:b/>
                 <w:color w:val="FFFFFF"/>
+                <w:sz w:val="17"/>
               </w:rPr>
               <w:t>Description</w:t>
             </w:r>
@@ -346,33 +564,52 @@
       <w:tr>
         <w:tc>
           <w:tcPr>
-            <w:tcW w:type="dxa" w:w="2880"/>
-            <w:shd w:val="clear" w:color="auto" w:fill="f7fafc"/>
+            <w:tcW w:type="dxa" w:w="2551"/>
+            <w:shd w:fill="FFFFFF" w:color="auto" w:val="clear"/>
           </w:tcPr>
           <w:p>
+            <w:pPr>
+              <w:spacing w:after="40"/>
+            </w:pPr>
             <w:r>
+              <w:rPr>
+                <w:rFonts w:ascii="Courier New" w:hAnsi="Courier New"/>
+                <w:sz w:val="17"/>
+              </w:rPr>
               <w:t>ping_success</w:t>
             </w:r>
           </w:p>
         </w:tc>
         <w:tc>
           <w:tcPr>
-            <w:tcW w:type="dxa" w:w="2880"/>
-            <w:shd w:val="clear" w:color="auto" w:fill="f7fafc"/>
+            <w:tcW w:type="dxa" w:w="2154"/>
+            <w:shd w:fill="FFFFFF" w:color="auto" w:val="clear"/>
           </w:tcPr>
           <w:p>
+            <w:pPr>
+              <w:spacing w:after="40"/>
+            </w:pPr>
             <w:r>
+              <w:rPr>
+                <w:sz w:val="17"/>
+              </w:rPr>
               <w:t>Ping réussi</w:t>
             </w:r>
           </w:p>
         </w:tc>
         <w:tc>
           <w:tcPr>
-            <w:tcW w:type="dxa" w:w="2880"/>
-            <w:shd w:val="clear" w:color="auto" w:fill="f7fafc"/>
+            <w:tcW w:type="dxa" w:w="4819"/>
+            <w:shd w:fill="FFFFFF" w:color="auto" w:val="clear"/>
           </w:tcPr>
           <w:p>
+            <w:pPr>
+              <w:spacing w:after="40"/>
+            </w:pPr>
             <w:r>
+              <w:rPr>
+                <w:sz w:val="17"/>
+              </w:rPr>
               <w:t>Vérifie qu'un ping entre deux appareils aboutit.</w:t>
             </w:r>
           </w:p>
@@ -381,31 +618,53 @@
       <w:tr>
         <w:tc>
           <w:tcPr>
-            <w:tcW w:type="dxa" w:w="2880"/>
+            <w:tcW w:type="dxa" w:w="2551"/>
+            <w:shd w:fill="F0F4F8" w:color="auto" w:val="clear"/>
           </w:tcPr>
           <w:p>
+            <w:pPr>
+              <w:spacing w:after="40"/>
+            </w:pPr>
             <w:r>
+              <w:rPr>
+                <w:rFonts w:ascii="Courier New" w:hAnsi="Courier New"/>
+                <w:sz w:val="17"/>
+              </w:rPr>
               <w:t>dns_success</w:t>
             </w:r>
           </w:p>
         </w:tc>
         <w:tc>
           <w:tcPr>
-            <w:tcW w:type="dxa" w:w="2880"/>
+            <w:tcW w:type="dxa" w:w="2154"/>
+            <w:shd w:fill="F0F4F8" w:color="auto" w:val="clear"/>
           </w:tcPr>
           <w:p>
+            <w:pPr>
+              <w:spacing w:after="40"/>
+            </w:pPr>
             <w:r>
+              <w:rPr>
+                <w:sz w:val="17"/>
+              </w:rPr>
               <w:t>Résolution DNS</w:t>
             </w:r>
           </w:p>
         </w:tc>
         <w:tc>
           <w:tcPr>
-            <w:tcW w:type="dxa" w:w="2880"/>
+            <w:tcW w:type="dxa" w:w="4819"/>
+            <w:shd w:fill="F0F4F8" w:color="auto" w:val="clear"/>
           </w:tcPr>
           <w:p>
+            <w:pPr>
+              <w:spacing w:after="40"/>
+            </w:pPr>
             <w:r>
-              <w:t>Vérifie qu'un nom de domaine est résolu.</w:t>
+              <w:rPr>
+                <w:sz w:val="17"/>
+              </w:rPr>
+              <w:t>Vérifie qu'un nom de domaine est résolu correctement.</w:t>
             </w:r>
           </w:p>
         </w:tc>
@@ -413,34 +672,53 @@
       <w:tr>
         <w:tc>
           <w:tcPr>
-            <w:tcW w:type="dxa" w:w="2880"/>
-            <w:shd w:val="clear" w:color="auto" w:fill="f7fafc"/>
+            <w:tcW w:type="dxa" w:w="2551"/>
+            <w:shd w:fill="FFFFFF" w:color="auto" w:val="clear"/>
           </w:tcPr>
           <w:p>
+            <w:pPr>
+              <w:spacing w:after="40"/>
+            </w:pPr>
             <w:r>
+              <w:rPr>
+                <w:rFonts w:ascii="Courier New" w:hAnsi="Courier New"/>
+                <w:sz w:val="17"/>
+              </w:rPr>
               <w:t>http_success</w:t>
             </w:r>
           </w:p>
         </w:tc>
         <w:tc>
           <w:tcPr>
-            <w:tcW w:type="dxa" w:w="2880"/>
-            <w:shd w:val="clear" w:color="auto" w:fill="f7fafc"/>
+            <w:tcW w:type="dxa" w:w="2154"/>
+            <w:shd w:fill="FFFFFF" w:color="auto" w:val="clear"/>
           </w:tcPr>
           <w:p>
+            <w:pPr>
+              <w:spacing w:after="40"/>
+            </w:pPr>
             <w:r>
+              <w:rPr>
+                <w:sz w:val="17"/>
+              </w:rPr>
               <w:t>Accès HTTP</w:t>
             </w:r>
           </w:p>
         </w:tc>
         <w:tc>
           <w:tcPr>
-            <w:tcW w:type="dxa" w:w="2880"/>
-            <w:shd w:val="clear" w:color="auto" w:fill="f7fafc"/>
+            <w:tcW w:type="dxa" w:w="4819"/>
+            <w:shd w:fill="FFFFFF" w:color="auto" w:val="clear"/>
           </w:tcPr>
           <w:p>
+            <w:pPr>
+              <w:spacing w:after="40"/>
+            </w:pPr>
             <w:r>
-              <w:t>Vérifie l'accès à une page web.</w:t>
+              <w:rPr>
+                <w:sz w:val="17"/>
+              </w:rPr>
+              <w:t>Vérifie l'accès à une page web par IP ou hostname.</w:t>
             </w:r>
           </w:p>
         </w:tc>
@@ -448,31 +726,53 @@
       <w:tr>
         <w:tc>
           <w:tcPr>
-            <w:tcW w:type="dxa" w:w="2880"/>
+            <w:tcW w:type="dxa" w:w="2551"/>
+            <w:shd w:fill="F0F4F8" w:color="auto" w:val="clear"/>
           </w:tcPr>
           <w:p>
+            <w:pPr>
+              <w:spacing w:after="40"/>
+            </w:pPr>
             <w:r>
+              <w:rPr>
+                <w:rFonts w:ascii="Courier New" w:hAnsi="Courier New"/>
+                <w:sz w:val="17"/>
+              </w:rPr>
               <w:t>dhcp_success</w:t>
             </w:r>
           </w:p>
         </w:tc>
         <w:tc>
           <w:tcPr>
-            <w:tcW w:type="dxa" w:w="2880"/>
+            <w:tcW w:type="dxa" w:w="2154"/>
+            <w:shd w:fill="F0F4F8" w:color="auto" w:val="clear"/>
           </w:tcPr>
           <w:p>
+            <w:pPr>
+              <w:spacing w:after="40"/>
+            </w:pPr>
             <w:r>
+              <w:rPr>
+                <w:sz w:val="17"/>
+              </w:rPr>
               <w:t>Attribution DHCP</w:t>
             </w:r>
           </w:p>
         </w:tc>
         <w:tc>
           <w:tcPr>
-            <w:tcW w:type="dxa" w:w="2880"/>
+            <w:tcW w:type="dxa" w:w="4819"/>
+            <w:shd w:fill="F0F4F8" w:color="auto" w:val="clear"/>
           </w:tcPr>
           <w:p>
+            <w:pPr>
+              <w:spacing w:after="40"/>
+            </w:pPr>
             <w:r>
-              <w:t>Vérifie l'obtention d'une IP via DHCP.</w:t>
+              <w:rPr>
+                <w:sz w:val="17"/>
+              </w:rPr>
+              <w:t>Vérifie qu'un appareil obtient une IP via DHCP.</w:t>
             </w:r>
           </w:p>
         </w:tc>
@@ -480,34 +780,53 @@
       <w:tr>
         <w:tc>
           <w:tcPr>
-            <w:tcW w:type="dxa" w:w="2880"/>
-            <w:shd w:val="clear" w:color="auto" w:fill="f7fafc"/>
+            <w:tcW w:type="dxa" w:w="2551"/>
+            <w:shd w:fill="FFFFFF" w:color="auto" w:val="clear"/>
           </w:tcPr>
           <w:p>
+            <w:pPr>
+              <w:spacing w:after="40"/>
+            </w:pPr>
             <w:r>
+              <w:rPr>
+                <w:rFonts w:ascii="Courier New" w:hAnsi="Courier New"/>
+                <w:sz w:val="17"/>
+              </w:rPr>
               <w:t>cable_exists</w:t>
             </w:r>
           </w:p>
         </w:tc>
         <w:tc>
           <w:tcPr>
-            <w:tcW w:type="dxa" w:w="2880"/>
-            <w:shd w:val="clear" w:color="auto" w:fill="f7fafc"/>
+            <w:tcW w:type="dxa" w:w="2154"/>
+            <w:shd w:fill="FFFFFF" w:color="auto" w:val="clear"/>
           </w:tcPr>
           <w:p>
+            <w:pPr>
+              <w:spacing w:after="40"/>
+            </w:pPr>
             <w:r>
+              <w:rPr>
+                <w:sz w:val="17"/>
+              </w:rPr>
               <w:t>Câble existant</w:t>
             </w:r>
           </w:p>
         </w:tc>
         <w:tc>
           <w:tcPr>
-            <w:tcW w:type="dxa" w:w="2880"/>
-            <w:shd w:val="clear" w:color="auto" w:fill="f7fafc"/>
+            <w:tcW w:type="dxa" w:w="4819"/>
+            <w:shd w:fill="FFFFFF" w:color="auto" w:val="clear"/>
           </w:tcPr>
           <w:p>
+            <w:pPr>
+              <w:spacing w:after="40"/>
+            </w:pPr>
             <w:r>
-              <w:t>Vérifie qu'un câble relie deux appareils.</w:t>
+              <w:rPr>
+                <w:sz w:val="17"/>
+              </w:rPr>
+              <w:t>Vérifie qu'un câble relie deux appareils nommés.</w:t>
             </w:r>
           </w:p>
         </w:tc>
@@ -515,31 +834,53 @@
       <w:tr>
         <w:tc>
           <w:tcPr>
-            <w:tcW w:type="dxa" w:w="2880"/>
+            <w:tcW w:type="dxa" w:w="2551"/>
+            <w:shd w:fill="F0F4F8" w:color="auto" w:val="clear"/>
           </w:tcPr>
           <w:p>
+            <w:pPr>
+              <w:spacing w:after="40"/>
+            </w:pPr>
             <w:r>
-              <w:t>ip_configured</w:t>
+              <w:rPr>
+                <w:rFonts w:ascii="Courier New" w:hAnsi="Courier New"/>
+                <w:sz w:val="17"/>
+              </w:rPr>
+              <w:t>wifi_link</w:t>
             </w:r>
           </w:p>
         </w:tc>
         <w:tc>
           <w:tcPr>
-            <w:tcW w:type="dxa" w:w="2880"/>
+            <w:tcW w:type="dxa" w:w="2154"/>
+            <w:shd w:fill="F0F4F8" w:color="auto" w:val="clear"/>
           </w:tcPr>
           <w:p>
+            <w:pPr>
+              <w:spacing w:after="40"/>
+            </w:pPr>
             <w:r>
-              <w:t>IP configurée</w:t>
+              <w:rPr>
+                <w:sz w:val="17"/>
+              </w:rPr>
+              <w:t>Liaison WiFi</w:t>
             </w:r>
           </w:p>
         </w:tc>
         <w:tc>
           <w:tcPr>
-            <w:tcW w:type="dxa" w:w="2880"/>
+            <w:tcW w:type="dxa" w:w="4819"/>
+            <w:shd w:fill="F0F4F8" w:color="auto" w:val="clear"/>
           </w:tcPr>
           <w:p>
+            <w:pPr>
+              <w:spacing w:after="40"/>
+            </w:pPr>
             <w:r>
-              <w:t>Vérifie l'adresse IP d'un appareil.</w:t>
+              <w:rPr>
+                <w:sz w:val="17"/>
+              </w:rPr>
+              <w:t>Vérifie qu'une liaison WiFi existe entre deux appareils.</w:t>
             </w:r>
           </w:p>
         </w:tc>
@@ -547,33 +888,106 @@
       <w:tr>
         <w:tc>
           <w:tcPr>
-            <w:tcW w:type="dxa" w:w="2880"/>
-            <w:shd w:val="clear" w:color="auto" w:fill="f7fafc"/>
+            <w:tcW w:type="dxa" w:w="2551"/>
+            <w:shd w:fill="FFFFFF" w:color="auto" w:val="clear"/>
           </w:tcPr>
           <w:p>
+            <w:pPr>
+              <w:spacing w:after="40"/>
+            </w:pPr>
             <w:r>
+              <w:rPr>
+                <w:rFonts w:ascii="Courier New" w:hAnsi="Courier New"/>
+                <w:sz w:val="17"/>
+              </w:rPr>
+              <w:t>ip_configured</w:t>
+            </w:r>
+          </w:p>
+        </w:tc>
+        <w:tc>
+          <w:tcPr>
+            <w:tcW w:type="dxa" w:w="2154"/>
+            <w:shd w:fill="FFFFFF" w:color="auto" w:val="clear"/>
+          </w:tcPr>
+          <w:p>
+            <w:pPr>
+              <w:spacing w:after="40"/>
+            </w:pPr>
+            <w:r>
+              <w:rPr>
+                <w:sz w:val="17"/>
+              </w:rPr>
+              <w:t>IP configurée</w:t>
+            </w:r>
+          </w:p>
+        </w:tc>
+        <w:tc>
+          <w:tcPr>
+            <w:tcW w:type="dxa" w:w="4819"/>
+            <w:shd w:fill="FFFFFF" w:color="auto" w:val="clear"/>
+          </w:tcPr>
+          <w:p>
+            <w:pPr>
+              <w:spacing w:after="40"/>
+            </w:pPr>
+            <w:r>
+              <w:rPr>
+                <w:sz w:val="17"/>
+              </w:rPr>
+              <w:t>Vérifie qu'un appareil a une IP précise.</w:t>
+            </w:r>
+          </w:p>
+        </w:tc>
+      </w:tr>
+      <w:tr>
+        <w:tc>
+          <w:tcPr>
+            <w:tcW w:type="dxa" w:w="2551"/>
+            <w:shd w:fill="F0F4F8" w:color="auto" w:val="clear"/>
+          </w:tcPr>
+          <w:p>
+            <w:pPr>
+              <w:spacing w:after="40"/>
+            </w:pPr>
+            <w:r>
+              <w:rPr>
+                <w:rFonts w:ascii="Courier New" w:hAnsi="Courier New"/>
+                <w:sz w:val="17"/>
+              </w:rPr>
               <w:t>gateway_configured</w:t>
             </w:r>
           </w:p>
         </w:tc>
         <w:tc>
           <w:tcPr>
-            <w:tcW w:type="dxa" w:w="2880"/>
-            <w:shd w:val="clear" w:color="auto" w:fill="f7fafc"/>
+            <w:tcW w:type="dxa" w:w="2154"/>
+            <w:shd w:fill="F0F4F8" w:color="auto" w:val="clear"/>
           </w:tcPr>
           <w:p>
+            <w:pPr>
+              <w:spacing w:after="40"/>
+            </w:pPr>
             <w:r>
+              <w:rPr>
+                <w:sz w:val="17"/>
+              </w:rPr>
               <w:t>Passerelle</w:t>
             </w:r>
           </w:p>
         </w:tc>
         <w:tc>
           <w:tcPr>
-            <w:tcW w:type="dxa" w:w="2880"/>
-            <w:shd w:val="clear" w:color="auto" w:fill="f7fafc"/>
+            <w:tcW w:type="dxa" w:w="4819"/>
+            <w:shd w:fill="F0F4F8" w:color="auto" w:val="clear"/>
           </w:tcPr>
           <w:p>
+            <w:pPr>
+              <w:spacing w:after="40"/>
+            </w:pPr>
             <w:r>
+              <w:rPr>
+                <w:sz w:val="17"/>
+              </w:rPr>
               <w:t>Vérifie la passerelle d'un appareil.</w:t>
             </w:r>
           </w:p>
@@ -582,30 +996,52 @@
       <w:tr>
         <w:tc>
           <w:tcPr>
-            <w:tcW w:type="dxa" w:w="2880"/>
+            <w:tcW w:type="dxa" w:w="2551"/>
+            <w:shd w:fill="FFFFFF" w:color="auto" w:val="clear"/>
           </w:tcPr>
           <w:p>
+            <w:pPr>
+              <w:spacing w:after="40"/>
+            </w:pPr>
             <w:r>
+              <w:rPr>
+                <w:rFonts w:ascii="Courier New" w:hAnsi="Courier New"/>
+                <w:sz w:val="17"/>
+              </w:rPr>
               <w:t>dns_configured</w:t>
             </w:r>
           </w:p>
         </w:tc>
         <w:tc>
           <w:tcPr>
-            <w:tcW w:type="dxa" w:w="2880"/>
+            <w:tcW w:type="dxa" w:w="2154"/>
+            <w:shd w:fill="FFFFFF" w:color="auto" w:val="clear"/>
           </w:tcPr>
           <w:p>
+            <w:pPr>
+              <w:spacing w:after="40"/>
+            </w:pPr>
             <w:r>
+              <w:rPr>
+                <w:sz w:val="17"/>
+              </w:rPr>
               <w:t>DNS configuré</w:t>
             </w:r>
           </w:p>
         </w:tc>
         <w:tc>
           <w:tcPr>
-            <w:tcW w:type="dxa" w:w="2880"/>
+            <w:tcW w:type="dxa" w:w="4819"/>
+            <w:shd w:fill="FFFFFF" w:color="auto" w:val="clear"/>
           </w:tcPr>
           <w:p>
+            <w:pPr>
+              <w:spacing w:after="40"/>
+            </w:pPr>
             <w:r>
+              <w:rPr>
+                <w:sz w:val="17"/>
+              </w:rPr>
               <w:t>Vérifie l'adresse DNS d'un appareil.</w:t>
             </w:r>
           </w:p>
@@ -614,197 +1050,53 @@
       <w:tr>
         <w:tc>
           <w:tcPr>
-            <w:tcW w:type="dxa" w:w="2880"/>
-            <w:shd w:val="clear" w:color="auto" w:fill="f7fafc"/>
+            <w:tcW w:type="dxa" w:w="2551"/>
+            <w:shd w:fill="F0F4F8" w:color="auto" w:val="clear"/>
           </w:tcPr>
           <w:p>
+            <w:pPr>
+              <w:spacing w:after="40"/>
+            </w:pPr>
             <w:r>
+              <w:rPr>
+                <w:rFonts w:ascii="Courier New" w:hAnsi="Courier New"/>
+                <w:sz w:val="17"/>
+              </w:rPr>
               <w:t>service_active</w:t>
             </w:r>
           </w:p>
         </w:tc>
         <w:tc>
           <w:tcPr>
-            <w:tcW w:type="dxa" w:w="2880"/>
-            <w:shd w:val="clear" w:color="auto" w:fill="f7fafc"/>
+            <w:tcW w:type="dxa" w:w="2154"/>
+            <w:shd w:fill="F0F4F8" w:color="auto" w:val="clear"/>
           </w:tcPr>
           <w:p>
+            <w:pPr>
+              <w:spacing w:after="40"/>
+            </w:pPr>
             <w:r>
+              <w:rPr>
+                <w:sz w:val="17"/>
+              </w:rPr>
               <w:t>Service actif</w:t>
             </w:r>
           </w:p>
         </w:tc>
         <w:tc>
           <w:tcPr>
-            <w:tcW w:type="dxa" w:w="2880"/>
-            <w:shd w:val="clear" w:color="auto" w:fill="f7fafc"/>
+            <w:tcW w:type="dxa" w:w="4819"/>
+            <w:shd w:fill="F0F4F8" w:color="auto" w:val="clear"/>
           </w:tcPr>
           <w:p>
-            <w:r>
-              <w:t>Vérifie qu'un service HTTP/DNS/DHCP est activé.</w:t>
-            </w:r>
-          </w:p>
-        </w:tc>
-      </w:tr>
-    </w:tbl>
-    <w:p>
-      <w:pPr>
-        <w:pStyle w:val="Heading2"/>
-        <w:jc w:val="left"/>
-      </w:pPr>
-      <w:r>
-        <w:rPr>
-          <w:color w:val="2B6CB0"/>
-        </w:rPr>
-        <w:t>2.3  Onglet 3 — Générer le package</w:t>
-      </w:r>
-    </w:p>
-    <w:p>
-      <w:pPr>
-        <w:jc w:val="center"/>
-      </w:pPr>
-      <w:r>
-        <w:drawing>
-          <wp:inline xmlns:a="http://schemas.openxmlformats.org/drawingml/2006/main" xmlns:pic="http://schemas.openxmlformats.org/drawingml/2006/picture">
-            <wp:extent cx="5040000" cy="2908587"/>
-            <wp:docPr id="3" name="Picture 3"/>
-            <wp:cNvGraphicFramePr>
-              <a:graphicFrameLocks noChangeAspect="1"/>
-            </wp:cNvGraphicFramePr>
-            <a:graphic>
-              <a:graphicData uri="http://schemas.openxmlformats.org/drawingml/2006/picture">
-                <pic:pic>
-                  <pic:nvPicPr>
-                    <pic:cNvPr id="0" name="mock_builder_tab3.png"/>
-                    <pic:cNvPicPr/>
-                  </pic:nvPicPr>
-                  <pic:blipFill>
-                    <a:blip r:embed="rId11"/>
-                    <a:stretch>
-                      <a:fillRect/>
-                    </a:stretch>
-                  </pic:blipFill>
-                  <pic:spPr>
-                    <a:xfrm>
-                      <a:off x="0" y="0"/>
-                      <a:ext cx="5040000" cy="2908587"/>
-                    </a:xfrm>
-                    <a:prstGeom prst="rect"/>
-                  </pic:spPr>
-                </pic:pic>
-              </a:graphicData>
-            </a:graphic>
-          </wp:inline>
-        </w:drawing>
-      </w:r>
-    </w:p>
-    <w:p>
-      <w:pPr>
-        <w:jc w:val="center"/>
-      </w:pPr>
-      <w:r>
-        <w:rPr>
-          <w:i/>
-          <w:color w:val="718096"/>
-          <w:sz w:val="16"/>
-        </w:rPr>
-      </w:r>
-      <w:r>
-        <w:t>Onglet 3 : résumé de l'activité, mot de passe professeur et exports.</w:t>
-      </w:r>
-    </w:p>
-    <w:p>
-      <w:r>
-        <w:t>Vérifiez le résumé, définissez le mot de passe professeur, puis choisissez votre mode d'export :</w:t>
-      </w:r>
-    </w:p>
-    <w:p>
-      <w:pPr>
-        <w:pStyle w:val="ListBullet"/>
-      </w:pPr>
-      <w:r>
-        <w:t>📦 Package SCORM (.zip) — à importer dans Moodle via Ressource → Package SCORM.</w:t>
-      </w:r>
-    </w:p>
-    <w:p>
-      <w:pPr>
-        <w:pStyle w:val="ListBullet"/>
-      </w:pPr>
-      <w:r>
-        <w:t>🧪 Fichier HTML standalone — à ouvrir directement dans Chrome pour tester.</w:t>
-      </w:r>
-    </w:p>
-    <w:p>
-      <w:r>
-        <w:br w:type="page"/>
-      </w:r>
-    </w:p>
-    <w:p>
-      <w:pPr>
-        <w:pStyle w:val="Heading1"/>
-        <w:jc w:val="left"/>
-      </w:pPr>
-      <w:r>
-        <w:rPr>
-          <w:color w:val="1A365D"/>
-        </w:rPr>
-        <w:t>3. Workflow complet</w:t>
-      </w:r>
-    </w:p>
-    <w:tbl>
-      <w:tblPr>
-        <w:tblStyle w:val="TableGrid"/>
-        <w:tblW w:type="auto" w:w="0"/>
-        <w:tblLook w:firstColumn="1" w:firstRow="1" w:lastColumn="0" w:lastRow="0" w:noHBand="0" w:noVBand="1" w:val="04A0"/>
-      </w:tblPr>
-      <w:tblGrid>
-        <w:gridCol w:w="2880"/>
-        <w:gridCol w:w="2880"/>
-        <w:gridCol w:w="2880"/>
-      </w:tblGrid>
-      <w:tr>
-        <w:tc>
-          <w:tcPr>
-            <w:tcW w:type="dxa" w:w="2880"/>
-            <w:shd w:val="clear" w:color="auto" w:fill="1a365d"/>
-          </w:tcPr>
-          <w:p>
+            <w:pPr>
+              <w:spacing w:after="40"/>
+            </w:pPr>
             <w:r>
               <w:rPr>
-                <w:b/>
-                <w:color w:val="FFFFFF"/>
+                <w:sz w:val="17"/>
               </w:rPr>
-              <w:t>Étape</w:t>
-            </w:r>
-          </w:p>
-        </w:tc>
-        <w:tc>
-          <w:tcPr>
-            <w:tcW w:type="dxa" w:w="2880"/>
-            <w:shd w:val="clear" w:color="auto" w:fill="1a365d"/>
-          </w:tcPr>
-          <w:p>
-            <w:r>
-              <w:rPr>
-                <w:b/>
-                <w:color w:val="FFFFFF"/>
-              </w:rPr>
-              <w:t>Action</w:t>
-            </w:r>
-          </w:p>
-        </w:tc>
-        <w:tc>
-          <w:tcPr>
-            <w:tcW w:type="dxa" w:w="2880"/>
-            <w:shd w:val="clear" w:color="auto" w:fill="1a365d"/>
-          </w:tcPr>
-          <w:p>
-            <w:r>
-              <w:rPr>
-                <w:b/>
-                <w:color w:val="FFFFFF"/>
-              </w:rPr>
-              <w:t>Détail</w:t>
+              <w:t>Vérifie qu'un service HTTP/DNS/DHCP est activé.</w:t>
             </w:r>
           </w:p>
         </w:tc>
@@ -812,34 +1104,53 @@
       <w:tr>
         <w:tc>
           <w:tcPr>
-            <w:tcW w:type="dxa" w:w="2880"/>
-            <w:shd w:val="clear" w:color="auto" w:fill="ebf8ff"/>
+            <w:tcW w:type="dxa" w:w="2551"/>
+            <w:shd w:fill="FFFFFF" w:color="auto" w:val="clear"/>
           </w:tcPr>
           <w:p>
+            <w:pPr>
+              <w:spacing w:after="40"/>
+            </w:pPr>
             <w:r>
-              <w:t>1</w:t>
+              <w:rPr>
+                <w:rFonts w:ascii="Courier New" w:hAnsi="Courier New"/>
+                <w:sz w:val="17"/>
+              </w:rPr>
+              <w:t>device_added</w:t>
             </w:r>
           </w:p>
         </w:tc>
         <w:tc>
           <w:tcPr>
-            <w:tcW w:type="dxa" w:w="2880"/>
-            <w:shd w:val="clear" w:color="auto" w:fill="ebf8ff"/>
+            <w:tcW w:type="dxa" w:w="2154"/>
+            <w:shd w:fill="FFFFFF" w:color="auto" w:val="clear"/>
           </w:tcPr>
           <w:p>
+            <w:pPr>
+              <w:spacing w:after="40"/>
+            </w:pPr>
             <w:r>
-              <w:t>Ouvrir le Builder</w:t>
+              <w:rPr>
+                <w:sz w:val="17"/>
+              </w:rPr>
+              <w:t>Appareil présent</w:t>
             </w:r>
           </w:p>
         </w:tc>
         <w:tc>
           <w:tcPr>
-            <w:tcW w:type="dxa" w:w="2880"/>
-            <w:shd w:val="clear" w:color="auto" w:fill="ebf8ff"/>
+            <w:tcW w:type="dxa" w:w="4819"/>
+            <w:shd w:fill="FFFFFF" w:color="auto" w:val="clear"/>
           </w:tcPr>
           <w:p>
+            <w:pPr>
+              <w:spacing w:after="40"/>
+            </w:pPr>
             <w:r>
-              <w:t>Double-cliquez sur scorm-builder.html dans Chrome.</w:t>
+              <w:rPr>
+                <w:sz w:val="17"/>
+              </w:rPr>
+              <w:t>Vérifie qu'un appareil d'un type donné est dans la topologie.</w:t>
             </w:r>
           </w:p>
         </w:tc>
@@ -847,30 +1158,1309 @@
       <w:tr>
         <w:tc>
           <w:tcPr>
-            <w:tcW w:type="dxa" w:w="2880"/>
+            <w:tcW w:type="dxa" w:w="2551"/>
+            <w:shd w:fill="F0F4F8" w:color="auto" w:val="clear"/>
+          </w:tcPr>
+          <w:p>
+            <w:pPr>
+              <w:spacing w:after="40"/>
+            </w:pPr>
+            <w:r>
+              <w:rPr>
+                <w:rFonts w:ascii="Courier New" w:hAnsi="Courier New"/>
+                <w:sz w:val="17"/>
+              </w:rPr>
+              <w:t>ssid_configured</w:t>
+            </w:r>
+          </w:p>
+        </w:tc>
+        <w:tc>
+          <w:tcPr>
+            <w:tcW w:type="dxa" w:w="2154"/>
+            <w:shd w:fill="F0F4F8" w:color="auto" w:val="clear"/>
+          </w:tcPr>
+          <w:p>
+            <w:pPr>
+              <w:spacing w:after="40"/>
+            </w:pPr>
+            <w:r>
+              <w:rPr>
+                <w:sz w:val="17"/>
+              </w:rPr>
+              <w:t>SSID WiFi</w:t>
+            </w:r>
+          </w:p>
+        </w:tc>
+        <w:tc>
+          <w:tcPr>
+            <w:tcW w:type="dxa" w:w="4819"/>
+            <w:shd w:fill="F0F4F8" w:color="auto" w:val="clear"/>
+          </w:tcPr>
+          <w:p>
+            <w:pPr>
+              <w:spacing w:after="40"/>
+            </w:pPr>
+            <w:r>
+              <w:rPr>
+                <w:sz w:val="17"/>
+              </w:rPr>
+              <w:t>Vérifie que la Box WiFi diffuse le bon SSID.</w:t>
+            </w:r>
+          </w:p>
+        </w:tc>
+      </w:tr>
+      <w:tr>
+        <w:tc>
+          <w:tcPr>
+            <w:tcW w:type="dxa" w:w="2551"/>
+            <w:shd w:fill="FFFFFF" w:color="auto" w:val="clear"/>
+          </w:tcPr>
+          <w:p>
+            <w:pPr>
+              <w:spacing w:after="40"/>
+            </w:pPr>
+            <w:r>
+              <w:rPr>
+                <w:rFonts w:ascii="Courier New" w:hAnsi="Courier New"/>
+                <w:sz w:val="17"/>
+              </w:rPr>
+              <w:t>route_exists</w:t>
+            </w:r>
+          </w:p>
+        </w:tc>
+        <w:tc>
+          <w:tcPr>
+            <w:tcW w:type="dxa" w:w="2154"/>
+            <w:shd w:fill="FFFFFF" w:color="auto" w:val="clear"/>
+          </w:tcPr>
+          <w:p>
+            <w:pPr>
+              <w:spacing w:after="40"/>
+            </w:pPr>
+            <w:r>
+              <w:rPr>
+                <w:sz w:val="17"/>
+              </w:rPr>
+              <w:t>Route existante</w:t>
+            </w:r>
+          </w:p>
+        </w:tc>
+        <w:tc>
+          <w:tcPr>
+            <w:tcW w:type="dxa" w:w="4819"/>
+            <w:shd w:fill="FFFFFF" w:color="auto" w:val="clear"/>
+          </w:tcPr>
+          <w:p>
+            <w:pPr>
+              <w:spacing w:after="40"/>
+            </w:pPr>
+            <w:r>
+              <w:rPr>
+                <w:sz w:val="17"/>
+              </w:rPr>
+              <w:t>Vérifie qu'une destination est présente dans la table de routage.</w:t>
+            </w:r>
+          </w:p>
+        </w:tc>
+      </w:tr>
+      <w:tr>
+        <w:tc>
+          <w:tcPr>
+            <w:tcW w:type="dxa" w:w="2551"/>
+            <w:shd w:fill="F0F4F8" w:color="auto" w:val="clear"/>
+          </w:tcPr>
+          <w:p>
+            <w:pPr>
+              <w:spacing w:after="40"/>
+            </w:pPr>
+            <w:r>
+              <w:rPr>
+                <w:rFonts w:ascii="Courier New" w:hAnsi="Courier New"/>
+                <w:sz w:val="17"/>
+              </w:rPr>
+              <w:t>dns_record</w:t>
+            </w:r>
+          </w:p>
+        </w:tc>
+        <w:tc>
+          <w:tcPr>
+            <w:tcW w:type="dxa" w:w="2154"/>
+            <w:shd w:fill="F0F4F8" w:color="auto" w:val="clear"/>
+          </w:tcPr>
+          <w:p>
+            <w:pPr>
+              <w:spacing w:after="40"/>
+            </w:pPr>
+            <w:r>
+              <w:rPr>
+                <w:sz w:val="17"/>
+              </w:rPr>
+              <w:t>Enregistrement DNS</w:t>
+            </w:r>
+          </w:p>
+        </w:tc>
+        <w:tc>
+          <w:tcPr>
+            <w:tcW w:type="dxa" w:w="4819"/>
+            <w:shd w:fill="F0F4F8" w:color="auto" w:val="clear"/>
+          </w:tcPr>
+          <w:p>
+            <w:pPr>
+              <w:spacing w:after="40"/>
+            </w:pPr>
+            <w:r>
+              <w:rPr>
+                <w:sz w:val="17"/>
+              </w:rPr>
+              <w:t>Vérifie qu'un enregistrement DNS pointe vers la bonne IP.</w:t>
+            </w:r>
+          </w:p>
+        </w:tc>
+      </w:tr>
+    </w:tbl>
+    <w:p/>
+    <w:p>
+      <w:pPr>
+        <w:pStyle w:val="Heading2"/>
+        <w:keepNext/>
+        <w:spacing w:before="240" w:after="120"/>
+      </w:pPr>
+      <w:r>
+        <w:rPr>
+          <w:b/>
+          <w:color w:val="1A365D"/>
+          <w:sz w:val="22"/>
+        </w:rPr>
+        <w:t>2.2.1 Mode panne — Injecter des erreurs à diagnostiquer</w:t>
+      </w:r>
+    </w:p>
+    <w:p>
+      <w:pPr>
+        <w:spacing w:after="120"/>
+      </w:pPr>
+      <w:r>
+        <w:rPr>
+          <w:b w:val="0"/>
+          <w:sz w:val="19"/>
+        </w:rPr>
+        <w:t xml:space="preserve">Dans l'onglet Évaluation, la section </w:t>
+      </w:r>
+      <w:r>
+        <w:rPr>
+          <w:b/>
+          <w:sz w:val="19"/>
+        </w:rPr>
+        <w:t>Pannes</w:t>
+      </w:r>
+      <w:r>
+        <w:rPr>
+          <w:b w:val="0"/>
+          <w:sz w:val="19"/>
+        </w:rPr>
+        <w:t xml:space="preserve"> permet d'injecter des erreurs silencieuses dans le réseau de départ. Les élèves doivent les identifier et les corriger pour valider les objectifs.</w:t>
+      </w:r>
+    </w:p>
+    <w:tbl>
+      <w:tblPr>
+        <w:tblStyle w:val="TableGrid"/>
+        <w:tblW w:type="auto" w:w="0"/>
+        <w:jc w:val="left"/>
+        <w:tblLook w:firstColumn="1" w:firstRow="1" w:lastColumn="0" w:lastRow="0" w:noHBand="0" w:noVBand="1" w:val="04A0"/>
+      </w:tblPr>
+      <w:tblGrid>
+        <w:gridCol w:w="3135"/>
+        <w:gridCol w:w="3135"/>
+        <w:gridCol w:w="3135"/>
+      </w:tblGrid>
+      <w:tr>
+        <w:tc>
+          <w:tcPr>
+            <w:tcW w:type="dxa" w:w="2268"/>
+            <w:shd w:fill="1A365D" w:color="auto" w:val="clear"/>
+          </w:tcPr>
+          <w:p>
+            <w:pPr>
+              <w:spacing w:after="60"/>
+            </w:pPr>
+            <w:r>
+              <w:rPr>
+                <w:b/>
+                <w:color w:val="FFFFFF"/>
+                <w:sz w:val="17"/>
+              </w:rPr>
+              <w:t>Type</w:t>
+            </w:r>
+          </w:p>
+        </w:tc>
+        <w:tc>
+          <w:tcPr>
+            <w:tcW w:type="dxa" w:w="2721"/>
+            <w:shd w:fill="1A365D" w:color="auto" w:val="clear"/>
+          </w:tcPr>
+          <w:p>
+            <w:pPr>
+              <w:spacing w:after="60"/>
+            </w:pPr>
+            <w:r>
+              <w:rPr>
+                <w:b/>
+                <w:color w:val="FFFFFF"/>
+                <w:sz w:val="17"/>
+              </w:rPr>
+              <w:t>Effet</w:t>
+            </w:r>
+          </w:p>
+        </w:tc>
+        <w:tc>
+          <w:tcPr>
+            <w:tcW w:type="dxa" w:w="4535"/>
+            <w:shd w:fill="1A365D" w:color="auto" w:val="clear"/>
+          </w:tcPr>
+          <w:p>
+            <w:pPr>
+              <w:spacing w:after="60"/>
+            </w:pPr>
+            <w:r>
+              <w:rPr>
+                <w:b/>
+                <w:color w:val="FFFFFF"/>
+                <w:sz w:val="17"/>
+              </w:rPr>
+              <w:t>Paramètres</w:t>
+            </w:r>
+          </w:p>
+        </w:tc>
+      </w:tr>
+      <w:tr>
+        <w:tc>
+          <w:tcPr>
+            <w:tcW w:type="dxa" w:w="2268"/>
+            <w:shd w:fill="FFFFFF" w:color="auto" w:val="clear"/>
+          </w:tcPr>
+          <w:p>
+            <w:pPr>
+              <w:spacing w:after="40"/>
+            </w:pPr>
+            <w:r>
+              <w:rPr>
+                <w:rFonts w:ascii="Courier New" w:hAnsi="Courier New"/>
+                <w:sz w:val="17"/>
+              </w:rPr>
+              <w:t>bad_ip</w:t>
+            </w:r>
+          </w:p>
+        </w:tc>
+        <w:tc>
+          <w:tcPr>
+            <w:tcW w:type="dxa" w:w="2721"/>
+            <w:shd w:fill="FFFFFF" w:color="auto" w:val="clear"/>
+          </w:tcPr>
+          <w:p>
+            <w:pPr>
+              <w:spacing w:after="40"/>
+            </w:pPr>
+            <w:r>
+              <w:rPr>
+                <w:sz w:val="17"/>
+              </w:rPr>
+              <w:t>IP incorrecte injectée</w:t>
+            </w:r>
+          </w:p>
+        </w:tc>
+        <w:tc>
+          <w:tcPr>
+            <w:tcW w:type="dxa" w:w="4535"/>
+            <w:shd w:fill="FFFFFF" w:color="auto" w:val="clear"/>
+          </w:tcPr>
+          <w:p>
+            <w:pPr>
+              <w:spacing w:after="40"/>
+            </w:pPr>
+            <w:r>
+              <w:rPr>
+                <w:sz w:val="17"/>
+              </w:rPr>
+              <w:t>appareil + valeur incorrecte</w:t>
+            </w:r>
+          </w:p>
+        </w:tc>
+      </w:tr>
+      <w:tr>
+        <w:tc>
+          <w:tcPr>
+            <w:tcW w:type="dxa" w:w="2268"/>
+            <w:shd w:fill="F0F4F8" w:color="auto" w:val="clear"/>
+          </w:tcPr>
+          <w:p>
+            <w:pPr>
+              <w:spacing w:after="40"/>
+            </w:pPr>
+            <w:r>
+              <w:rPr>
+                <w:rFonts w:ascii="Courier New" w:hAnsi="Courier New"/>
+                <w:sz w:val="17"/>
+              </w:rPr>
+              <w:t>bad_mask</w:t>
+            </w:r>
+          </w:p>
+        </w:tc>
+        <w:tc>
+          <w:tcPr>
+            <w:tcW w:type="dxa" w:w="2721"/>
+            <w:shd w:fill="F0F4F8" w:color="auto" w:val="clear"/>
+          </w:tcPr>
+          <w:p>
+            <w:pPr>
+              <w:spacing w:after="40"/>
+            </w:pPr>
+            <w:r>
+              <w:rPr>
+                <w:sz w:val="17"/>
+              </w:rPr>
+              <w:t>Masque incorrect</w:t>
+            </w:r>
+          </w:p>
+        </w:tc>
+        <w:tc>
+          <w:tcPr>
+            <w:tcW w:type="dxa" w:w="4535"/>
+            <w:shd w:fill="F0F4F8" w:color="auto" w:val="clear"/>
+          </w:tcPr>
+          <w:p>
+            <w:pPr>
+              <w:spacing w:after="40"/>
+            </w:pPr>
+            <w:r>
+              <w:rPr>
+                <w:sz w:val="17"/>
+              </w:rPr>
+              <w:t>appareil + valeur incorrecte</w:t>
+            </w:r>
+          </w:p>
+        </w:tc>
+      </w:tr>
+      <w:tr>
+        <w:tc>
+          <w:tcPr>
+            <w:tcW w:type="dxa" w:w="2268"/>
+            <w:shd w:fill="FFFFFF" w:color="auto" w:val="clear"/>
+          </w:tcPr>
+          <w:p>
+            <w:pPr>
+              <w:spacing w:after="40"/>
+            </w:pPr>
+            <w:r>
+              <w:rPr>
+                <w:rFonts w:ascii="Courier New" w:hAnsi="Courier New"/>
+                <w:sz w:val="17"/>
+              </w:rPr>
+              <w:t>bad_gateway</w:t>
+            </w:r>
+          </w:p>
+        </w:tc>
+        <w:tc>
+          <w:tcPr>
+            <w:tcW w:type="dxa" w:w="2721"/>
+            <w:shd w:fill="FFFFFF" w:color="auto" w:val="clear"/>
+          </w:tcPr>
+          <w:p>
+            <w:pPr>
+              <w:spacing w:after="40"/>
+            </w:pPr>
+            <w:r>
+              <w:rPr>
+                <w:sz w:val="17"/>
+              </w:rPr>
+              <w:t>Passerelle incorrecte</w:t>
+            </w:r>
+          </w:p>
+        </w:tc>
+        <w:tc>
+          <w:tcPr>
+            <w:tcW w:type="dxa" w:w="4535"/>
+            <w:shd w:fill="FFFFFF" w:color="auto" w:val="clear"/>
+          </w:tcPr>
+          <w:p>
+            <w:pPr>
+              <w:spacing w:after="40"/>
+            </w:pPr>
+            <w:r>
+              <w:rPr>
+                <w:sz w:val="17"/>
+              </w:rPr>
+              <w:t>appareil + valeur incorrecte</w:t>
+            </w:r>
+          </w:p>
+        </w:tc>
+      </w:tr>
+      <w:tr>
+        <w:tc>
+          <w:tcPr>
+            <w:tcW w:type="dxa" w:w="2268"/>
+            <w:shd w:fill="F0F4F8" w:color="auto" w:val="clear"/>
+          </w:tcPr>
+          <w:p>
+            <w:pPr>
+              <w:spacing w:after="40"/>
+            </w:pPr>
+            <w:r>
+              <w:rPr>
+                <w:rFonts w:ascii="Courier New" w:hAnsi="Courier New"/>
+                <w:sz w:val="17"/>
+              </w:rPr>
+              <w:t>bad_dns</w:t>
+            </w:r>
+          </w:p>
+        </w:tc>
+        <w:tc>
+          <w:tcPr>
+            <w:tcW w:type="dxa" w:w="2721"/>
+            <w:shd w:fill="F0F4F8" w:color="auto" w:val="clear"/>
+          </w:tcPr>
+          <w:p>
+            <w:pPr>
+              <w:spacing w:after="40"/>
+            </w:pPr>
+            <w:r>
+              <w:rPr>
+                <w:sz w:val="17"/>
+              </w:rPr>
+              <w:t>DNS incorrect</w:t>
+            </w:r>
+          </w:p>
+        </w:tc>
+        <w:tc>
+          <w:tcPr>
+            <w:tcW w:type="dxa" w:w="4535"/>
+            <w:shd w:fill="F0F4F8" w:color="auto" w:val="clear"/>
+          </w:tcPr>
+          <w:p>
+            <w:pPr>
+              <w:spacing w:after="40"/>
+            </w:pPr>
+            <w:r>
+              <w:rPr>
+                <w:sz w:val="17"/>
+              </w:rPr>
+              <w:t>appareil + valeur incorrecte</w:t>
+            </w:r>
+          </w:p>
+        </w:tc>
+      </w:tr>
+      <w:tr>
+        <w:tc>
+          <w:tcPr>
+            <w:tcW w:type="dxa" w:w="2268"/>
+            <w:shd w:fill="FFFFFF" w:color="auto" w:val="clear"/>
+          </w:tcPr>
+          <w:p>
+            <w:pPr>
+              <w:spacing w:after="40"/>
+            </w:pPr>
+            <w:r>
+              <w:rPr>
+                <w:rFonts w:ascii="Courier New" w:hAnsi="Courier New"/>
+                <w:sz w:val="17"/>
+              </w:rPr>
+              <w:t>service_down</w:t>
+            </w:r>
+          </w:p>
+        </w:tc>
+        <w:tc>
+          <w:tcPr>
+            <w:tcW w:type="dxa" w:w="2721"/>
+            <w:shd w:fill="FFFFFF" w:color="auto" w:val="clear"/>
+          </w:tcPr>
+          <w:p>
+            <w:pPr>
+              <w:spacing w:after="40"/>
+            </w:pPr>
+            <w:r>
+              <w:rPr>
+                <w:sz w:val="17"/>
+              </w:rPr>
+              <w:t>Service désactivé</w:t>
+            </w:r>
+          </w:p>
+        </w:tc>
+        <w:tc>
+          <w:tcPr>
+            <w:tcW w:type="dxa" w:w="4535"/>
+            <w:shd w:fill="FFFFFF" w:color="auto" w:val="clear"/>
+          </w:tcPr>
+          <w:p>
+            <w:pPr>
+              <w:spacing w:after="40"/>
+            </w:pPr>
+            <w:r>
+              <w:rPr>
+                <w:sz w:val="17"/>
+              </w:rPr>
+              <w:t>appareil + service (http/dns/dhcp)</w:t>
+            </w:r>
+          </w:p>
+        </w:tc>
+      </w:tr>
+      <w:tr>
+        <w:tc>
+          <w:tcPr>
+            <w:tcW w:type="dxa" w:w="2268"/>
+            <w:shd w:fill="F0F4F8" w:color="auto" w:val="clear"/>
+          </w:tcPr>
+          <w:p>
+            <w:pPr>
+              <w:spacing w:after="40"/>
+            </w:pPr>
+            <w:r>
+              <w:rPr>
+                <w:rFonts w:ascii="Courier New" w:hAnsi="Courier New"/>
+                <w:sz w:val="17"/>
+              </w:rPr>
+              <w:t>missing_cable</w:t>
+            </w:r>
+          </w:p>
+        </w:tc>
+        <w:tc>
+          <w:tcPr>
+            <w:tcW w:type="dxa" w:w="2721"/>
+            <w:shd w:fill="F0F4F8" w:color="auto" w:val="clear"/>
+          </w:tcPr>
+          <w:p>
+            <w:pPr>
+              <w:spacing w:after="40"/>
+            </w:pPr>
+            <w:r>
+              <w:rPr>
+                <w:sz w:val="17"/>
+              </w:rPr>
+              <w:t>Câble débranché</w:t>
+            </w:r>
+          </w:p>
+        </w:tc>
+        <w:tc>
+          <w:tcPr>
+            <w:tcW w:type="dxa" w:w="4535"/>
+            <w:shd w:fill="F0F4F8" w:color="auto" w:val="clear"/>
+          </w:tcPr>
+          <w:p>
+            <w:pPr>
+              <w:spacing w:after="40"/>
+            </w:pPr>
+            <w:r>
+              <w:rPr>
+                <w:sz w:val="17"/>
+              </w:rPr>
+              <w:t>appareil A + appareil B</w:t>
+            </w:r>
+          </w:p>
+        </w:tc>
+      </w:tr>
+      <w:tr>
+        <w:tc>
+          <w:tcPr>
+            <w:tcW w:type="dxa" w:w="2268"/>
+            <w:shd w:fill="FFFFFF" w:color="auto" w:val="clear"/>
+          </w:tcPr>
+          <w:p>
+            <w:pPr>
+              <w:spacing w:after="40"/>
+            </w:pPr>
+            <w:r>
+              <w:rPr>
+                <w:rFonts w:ascii="Courier New" w:hAnsi="Courier New"/>
+                <w:sz w:val="17"/>
+              </w:rPr>
+              <w:t>ssid_wrong</w:t>
+            </w:r>
+          </w:p>
+        </w:tc>
+        <w:tc>
+          <w:tcPr>
+            <w:tcW w:type="dxa" w:w="2721"/>
+            <w:shd w:fill="FFFFFF" w:color="auto" w:val="clear"/>
+          </w:tcPr>
+          <w:p>
+            <w:pPr>
+              <w:spacing w:after="40"/>
+            </w:pPr>
+            <w:r>
+              <w:rPr>
+                <w:sz w:val="17"/>
+              </w:rPr>
+              <w:t>SSID WiFi incorrect</w:t>
+            </w:r>
+          </w:p>
+        </w:tc>
+        <w:tc>
+          <w:tcPr>
+            <w:tcW w:type="dxa" w:w="4535"/>
+            <w:shd w:fill="FFFFFF" w:color="auto" w:val="clear"/>
+          </w:tcPr>
+          <w:p>
+            <w:pPr>
+              <w:spacing w:after="40"/>
+            </w:pPr>
+            <w:r>
+              <w:rPr>
+                <w:sz w:val="17"/>
+              </w:rPr>
+              <w:t>Box WiFi + valeur incorrecte</w:t>
+            </w:r>
+          </w:p>
+        </w:tc>
+      </w:tr>
+    </w:tbl>
+    <w:p/>
+    <w:p>
+      <w:pPr>
+        <w:pStyle w:val="Heading2"/>
+        <w:keepNext/>
+        <w:spacing w:before="240" w:after="120"/>
+      </w:pPr>
+      <w:r>
+        <w:rPr>
+          <w:b/>
+          <w:color w:val="1A365D"/>
+          <w:sz w:val="22"/>
+        </w:rPr>
+        <w:t>2.3 Onglet 3 — Générer le package</w:t>
+      </w:r>
+    </w:p>
+    <w:p>
+      <w:pPr>
+        <w:spacing w:after="120"/>
+      </w:pPr>
+      <w:r>
+        <w:rPr>
+          <w:b w:val="0"/>
+          <w:sz w:val="19"/>
+        </w:rPr>
+        <w:t xml:space="preserve">Avant de générer, vérifiez le résumé qui récapitule le nombre d'appareils, de liens et d'objectifs. Définissez le </w:t>
+      </w:r>
+      <w:r>
+        <w:rPr>
+          <w:b/>
+          <w:sz w:val="19"/>
+        </w:rPr>
+        <w:t>mot de passe professeur</w:t>
+      </w:r>
+      <w:r>
+        <w:rPr>
+          <w:b w:val="0"/>
+          <w:sz w:val="19"/>
+        </w:rPr>
+        <w:t xml:space="preserve"> : il déverrouille le mode enseignant dans le simulateur élève.</w:t>
+      </w:r>
+    </w:p>
+    <w:p>
+      <w:pPr>
+        <w:spacing w:after="120"/>
+      </w:pPr>
+      <w:r>
+        <w:rPr>
+          <w:b/>
+          <w:sz w:val="19"/>
+        </w:rPr>
+        <w:t>Deux modes d'export :</w:t>
+      </w:r>
+    </w:p>
+    <w:p>
+      <w:pPr>
+        <w:pStyle w:val="ListBullet"/>
+        <w:spacing w:after="80"/>
+      </w:pPr>
+      <w:r>
+        <w:rPr>
+          <w:b/>
+          <w:sz w:val="19"/>
+        </w:rPr>
+        <w:t>Package SCORM (.zip)</w:t>
+      </w:r>
+      <w:r>
+        <w:rPr>
+          <w:b w:val="0"/>
+          <w:sz w:val="19"/>
+        </w:rPr>
+        <w:t xml:space="preserve"> — À importer dans Moodle. Remonte automatiquement la note dans le carnet de notes.</w:t>
+      </w:r>
+    </w:p>
+    <w:p>
+      <w:pPr>
+        <w:pStyle w:val="ListBullet"/>
+        <w:spacing w:after="80"/>
+      </w:pPr>
+      <w:r>
+        <w:rPr>
+          <w:b/>
+          <w:sz w:val="19"/>
+        </w:rPr>
+        <w:t>Fichier HTML standalone</w:t>
+      </w:r>
+      <w:r>
+        <w:rPr>
+          <w:b w:val="0"/>
+          <w:sz w:val="19"/>
+        </w:rPr>
+        <w:t xml:space="preserve"> — Un seul fichier .html. Idéal pour tester l'activité avant le déploiement.</w:t>
+      </w:r>
+    </w:p>
+    <w:p>
+      <w:pPr>
+        <w:spacing w:after="120"/>
+      </w:pPr>
+      <w:r>
+        <w:rPr>
+          <w:b w:val="0"/>
+          <w:sz w:val="19"/>
+        </w:rPr>
+        <w:t xml:space="preserve">Le bouton </w:t>
+      </w:r>
+      <w:r>
+        <w:rPr>
+          <w:b/>
+          <w:sz w:val="19"/>
+        </w:rPr>
+        <w:t>👁 Tester comme élève</w:t>
+      </w:r>
+      <w:r>
+        <w:rPr>
+          <w:b w:val="0"/>
+          <w:sz w:val="19"/>
+        </w:rPr>
+        <w:t xml:space="preserve"> ouvre immédiatement l'activité dans une nouvelle fenêtre — pratique pour une vérification rapide.</w:t>
+      </w:r>
+    </w:p>
+    <w:p>
+      <w:pPr>
+        <w:pStyle w:val="Heading1"/>
+        <w:keepNext/>
+        <w:spacing w:before="360" w:after="160"/>
+      </w:pPr>
+      <w:r>
+        <w:rPr>
+          <w:b/>
+          <w:color w:val="1A365D"/>
+          <w:sz w:val="28"/>
+        </w:rPr>
+        <w:t>3. Scénarios prêts à l'emploi</w:t>
+      </w:r>
+    </w:p>
+    <w:p>
+      <w:pPr>
+        <w:spacing w:after="120"/>
+      </w:pPr>
+      <w:r>
+        <w:rPr>
+          <w:b w:val="0"/>
+          <w:sz w:val="19"/>
+        </w:rPr>
+        <w:t xml:space="preserve">Trois scénarios JSON complets sont fournis dans le dossier </w:t>
+      </w:r>
+      <w:r>
+        <w:rPr>
+          <w:b/>
+          <w:sz w:val="19"/>
+        </w:rPr>
+        <w:t>scenarios/</w:t>
+      </w:r>
+      <w:r>
+        <w:rPr>
+          <w:b w:val="0"/>
+          <w:sz w:val="19"/>
+        </w:rPr>
+        <w:t xml:space="preserve">. Chargez-les via </w:t>
+      </w:r>
+      <w:r>
+        <w:rPr>
+          <w:b/>
+          <w:sz w:val="19"/>
+        </w:rPr>
+        <w:t>Onglet 3 Générer → 📂 Importer un scénario</w:t>
+      </w:r>
+      <w:r>
+        <w:rPr>
+          <w:b w:val="0"/>
+          <w:sz w:val="19"/>
+        </w:rPr>
+        <w:t xml:space="preserve"> pour disposer immédiatement d'une activité fonctionnelle.</w:t>
+      </w:r>
+    </w:p>
+    <w:tbl>
+      <w:tblPr>
+        <w:tblStyle w:val="TableGrid"/>
+        <w:tblW w:type="auto" w:w="0"/>
+        <w:jc w:val="left"/>
+        <w:tblLook w:firstColumn="1" w:firstRow="1" w:lastColumn="0" w:lastRow="0" w:noHBand="0" w:noVBand="1" w:val="04A0"/>
+      </w:tblPr>
+      <w:tblGrid>
+        <w:gridCol w:w="2351"/>
+        <w:gridCol w:w="2351"/>
+        <w:gridCol w:w="2351"/>
+        <w:gridCol w:w="2351"/>
+      </w:tblGrid>
+      <w:tr>
+        <w:tc>
+          <w:tcPr>
+            <w:tcW w:type="dxa" w:w="2835"/>
+            <w:shd w:fill="1A365D" w:color="auto" w:val="clear"/>
+          </w:tcPr>
+          <w:p>
+            <w:pPr>
+              <w:spacing w:after="60"/>
+            </w:pPr>
+            <w:r>
+              <w:rPr>
+                <w:b/>
+                <w:color w:val="FFFFFF"/>
+                <w:sz w:val="17"/>
+              </w:rPr>
+              <w:t>Fichier</w:t>
+            </w:r>
+          </w:p>
+        </w:tc>
+        <w:tc>
+          <w:tcPr>
+            <w:tcW w:type="dxa" w:w="3118"/>
+            <w:shd w:fill="1A365D" w:color="auto" w:val="clear"/>
+          </w:tcPr>
+          <w:p>
+            <w:pPr>
+              <w:spacing w:after="60"/>
+            </w:pPr>
+            <w:r>
+              <w:rPr>
+                <w:b/>
+                <w:color w:val="FFFFFF"/>
+                <w:sz w:val="17"/>
+              </w:rPr>
+              <w:t>Titre</w:t>
+            </w:r>
+          </w:p>
+        </w:tc>
+        <w:tc>
+          <w:tcPr>
+            <w:tcW w:type="dxa" w:w="1587"/>
+            <w:shd w:fill="1A365D" w:color="auto" w:val="clear"/>
+          </w:tcPr>
+          <w:p>
+            <w:pPr>
+              <w:spacing w:after="60"/>
+            </w:pPr>
+            <w:r>
+              <w:rPr>
+                <w:b/>
+                <w:color w:val="FFFFFF"/>
+                <w:sz w:val="17"/>
+              </w:rPr>
+              <w:t>Niveau</w:t>
+            </w:r>
+          </w:p>
+        </w:tc>
+        <w:tc>
+          <w:tcPr>
+            <w:tcW w:type="dxa" w:w="1984"/>
+            <w:shd w:fill="1A365D" w:color="auto" w:val="clear"/>
+          </w:tcPr>
+          <w:p>
+            <w:pPr>
+              <w:spacing w:after="60"/>
+            </w:pPr>
+            <w:r>
+              <w:rPr>
+                <w:b/>
+                <w:color w:val="FFFFFF"/>
+                <w:sz w:val="17"/>
+              </w:rPr>
+              <w:t>Obj. / Seuil</w:t>
+            </w:r>
+          </w:p>
+        </w:tc>
+      </w:tr>
+      <w:tr>
+        <w:tc>
+          <w:tcPr>
+            <w:tcW w:type="dxa" w:w="2835"/>
+            <w:shd w:fill="FFFFFF" w:color="auto" w:val="clear"/>
+          </w:tcPr>
+          <w:p>
+            <w:pPr>
+              <w:spacing w:after="40"/>
+            </w:pPr>
+            <w:r>
+              <w:rPr>
+                <w:rFonts w:ascii="Courier New" w:hAnsi="Courier New"/>
+                <w:sz w:val="17"/>
+              </w:rPr>
+              <w:t>scenarios/reseau-maison.json</w:t>
+            </w:r>
+          </w:p>
+        </w:tc>
+        <w:tc>
+          <w:tcPr>
+            <w:tcW w:type="dxa" w:w="3118"/>
+            <w:shd w:fill="FFFFFF" w:color="auto" w:val="clear"/>
+          </w:tcPr>
+          <w:p>
+            <w:pPr>
+              <w:spacing w:after="40"/>
+            </w:pPr>
+            <w:r>
+              <w:rPr>
+                <w:sz w:val="17"/>
+              </w:rPr>
+              <w:t>Réseau Maison — Panne WiFi</w:t>
+            </w:r>
+          </w:p>
+        </w:tc>
+        <w:tc>
+          <w:tcPr>
+            <w:tcW w:type="dxa" w:w="1587"/>
+            <w:shd w:fill="FFFFFF" w:color="auto" w:val="clear"/>
+          </w:tcPr>
+          <w:p>
+            <w:pPr>
+              <w:spacing w:after="40"/>
+            </w:pPr>
+            <w:r>
+              <w:rPr>
+                <w:sz w:val="17"/>
+              </w:rPr>
+              <w:t>4e / 3e</w:t>
+            </w:r>
+          </w:p>
+        </w:tc>
+        <w:tc>
+          <w:tcPr>
+            <w:tcW w:type="dxa" w:w="1984"/>
+            <w:shd w:fill="FFFFFF" w:color="auto" w:val="clear"/>
+          </w:tcPr>
+          <w:p>
+            <w:pPr>
+              <w:spacing w:after="40"/>
+            </w:pPr>
+            <w:r>
+              <w:rPr>
+                <w:sz w:val="17"/>
+              </w:rPr>
+              <w:t>10 obj. / 60%</w:t>
+            </w:r>
+          </w:p>
+        </w:tc>
+      </w:tr>
+      <w:tr>
+        <w:tc>
+          <w:tcPr>
+            <w:tcW w:type="dxa" w:w="2835"/>
+            <w:shd w:fill="F0F4F8" w:color="auto" w:val="clear"/>
+          </w:tcPr>
+          <w:p>
+            <w:pPr>
+              <w:spacing w:after="40"/>
+            </w:pPr>
+            <w:r>
+              <w:rPr>
+                <w:rFonts w:ascii="Courier New" w:hAnsi="Courier New"/>
+                <w:sz w:val="17"/>
+              </w:rPr>
+              <w:t>scenarios/reseau-entreprise.json</w:t>
+            </w:r>
+          </w:p>
+        </w:tc>
+        <w:tc>
+          <w:tcPr>
+            <w:tcW w:type="dxa" w:w="3118"/>
+            <w:shd w:fill="F0F4F8" w:color="auto" w:val="clear"/>
+          </w:tcPr>
+          <w:p>
+            <w:pPr>
+              <w:spacing w:after="40"/>
+            </w:pPr>
+            <w:r>
+              <w:rPr>
+                <w:sz w:val="17"/>
+              </w:rPr>
+              <w:t>Réseau Entreprise — Serveur Web et DNS</w:t>
+            </w:r>
+          </w:p>
+        </w:tc>
+        <w:tc>
+          <w:tcPr>
+            <w:tcW w:type="dxa" w:w="1587"/>
+            <w:shd w:fill="F0F4F8" w:color="auto" w:val="clear"/>
+          </w:tcPr>
+          <w:p>
+            <w:pPr>
+              <w:spacing w:after="40"/>
+            </w:pPr>
+            <w:r>
+              <w:rPr>
+                <w:sz w:val="17"/>
+              </w:rPr>
+              <w:t>Term. / BTS</w:t>
+            </w:r>
+          </w:p>
+        </w:tc>
+        <w:tc>
+          <w:tcPr>
+            <w:tcW w:type="dxa" w:w="1984"/>
+            <w:shd w:fill="F0F4F8" w:color="auto" w:val="clear"/>
+          </w:tcPr>
+          <w:p>
+            <w:pPr>
+              <w:spacing w:after="40"/>
+            </w:pPr>
+            <w:r>
+              <w:rPr>
+                <w:sz w:val="17"/>
+              </w:rPr>
+              <w:t>13 obj. / 60%</w:t>
+            </w:r>
+          </w:p>
+        </w:tc>
+      </w:tr>
+      <w:tr>
+        <w:tc>
+          <w:tcPr>
+            <w:tcW w:type="dxa" w:w="2835"/>
+            <w:shd w:fill="FFFFFF" w:color="auto" w:val="clear"/>
+          </w:tcPr>
+          <w:p>
+            <w:pPr>
+              <w:spacing w:after="40"/>
+            </w:pPr>
+            <w:r>
+              <w:rPr>
+                <w:rFonts w:ascii="Courier New" w:hAnsi="Courier New"/>
+                <w:sz w:val="17"/>
+              </w:rPr>
+              <w:t>scenarios/reseau-lycee.json</w:t>
+            </w:r>
+          </w:p>
+        </w:tc>
+        <w:tc>
+          <w:tcPr>
+            <w:tcW w:type="dxa" w:w="3118"/>
+            <w:shd w:fill="FFFFFF" w:color="auto" w:val="clear"/>
+          </w:tcPr>
+          <w:p>
+            <w:pPr>
+              <w:spacing w:after="40"/>
+            </w:pPr>
+            <w:r>
+              <w:rPr>
+                <w:sz w:val="17"/>
+              </w:rPr>
+              <w:t>Réseau Lycée — Diagnostic et réparation</w:t>
+            </w:r>
+          </w:p>
+        </w:tc>
+        <w:tc>
+          <w:tcPr>
+            <w:tcW w:type="dxa" w:w="1587"/>
+            <w:shd w:fill="FFFFFF" w:color="auto" w:val="clear"/>
+          </w:tcPr>
+          <w:p>
+            <w:pPr>
+              <w:spacing w:after="40"/>
+            </w:pPr>
+            <w:r>
+              <w:rPr>
+                <w:sz w:val="17"/>
+              </w:rPr>
+              <w:t>NSI / BTS SIO</w:t>
+            </w:r>
+          </w:p>
+        </w:tc>
+        <w:tc>
+          <w:tcPr>
+            <w:tcW w:type="dxa" w:w="1984"/>
+            <w:shd w:fill="FFFFFF" w:color="auto" w:val="clear"/>
+          </w:tcPr>
+          <w:p>
+            <w:pPr>
+              <w:spacing w:after="40"/>
+            </w:pPr>
+            <w:r>
+              <w:rPr>
+                <w:sz w:val="17"/>
+              </w:rPr>
+              <w:t>17 obj. / 65%</w:t>
+            </w:r>
+          </w:p>
+        </w:tc>
+      </w:tr>
+    </w:tbl>
+    <w:p/>
+    <w:tbl>
+      <w:tblPr>
+        <w:tblW w:type="auto" w:w="0"/>
+        <w:jc w:val="left"/>
+        <w:tblLook w:firstColumn="1" w:firstRow="1" w:lastColumn="0" w:lastRow="0" w:noHBand="0" w:noVBand="1" w:val="04A0"/>
+      </w:tblPr>
+      <w:tblGrid>
+        <w:gridCol w:w="9406"/>
+      </w:tblGrid>
+      <w:tr>
+        <w:tc>
+          <w:tcPr>
+            <w:tcW w:type="dxa" w:w="9406"/>
+            <w:shd w:fill="F0FFF4" w:color="auto" w:val="clear"/>
+            <w:tcMar>
+              <w:top w:w="100" w:type="dxa"/>
+              <w:bottom w:w="100" w:type="dxa"/>
+              <w:left w:w="100" w:type="dxa"/>
+              <w:right w:w="100" w:type="dxa"/>
+            </w:tcMar>
           </w:tcPr>
           <w:p>
             <w:r>
+              <w:rPr>
+                <w:b w:val="0"/>
+                <w:sz w:val="18"/>
+              </w:rPr>
+              <w:t>💡  Le scénario reseau-lycee.json couvre les 14 types d'objectifs — idéal pour découvrir toutes les fonctionnalités d'un seul coup.</w:t>
+            </w:r>
+          </w:p>
+        </w:tc>
+      </w:tr>
+    </w:tbl>
+    <w:p/>
+    <w:p>
+      <w:pPr>
+        <w:pStyle w:val="Heading1"/>
+        <w:keepNext/>
+        <w:spacing w:before="360" w:after="160"/>
+      </w:pPr>
+      <w:r>
+        <w:rPr>
+          <w:b/>
+          <w:color w:val="1A365D"/>
+          <w:sz w:val="28"/>
+        </w:rPr>
+        <w:t>4. Workflow complet</w:t>
+      </w:r>
+    </w:p>
+    <w:tbl>
+      <w:tblPr>
+        <w:tblStyle w:val="TableGrid"/>
+        <w:tblW w:type="auto" w:w="0"/>
+        <w:jc w:val="left"/>
+        <w:tblLook w:firstColumn="1" w:firstRow="1" w:lastColumn="0" w:lastRow="0" w:noHBand="0" w:noVBand="1" w:val="04A0"/>
+      </w:tblPr>
+      <w:tblGrid>
+        <w:gridCol w:w="3135"/>
+        <w:gridCol w:w="3135"/>
+        <w:gridCol w:w="3135"/>
+      </w:tblGrid>
+      <w:tr>
+        <w:tc>
+          <w:tcPr>
+            <w:tcW w:type="dxa" w:w="1020"/>
+            <w:shd w:fill="1A365D" w:color="auto" w:val="clear"/>
+          </w:tcPr>
+          <w:p>
+            <w:pPr>
+              <w:spacing w:after="80"/>
+              <w:jc w:val="center"/>
+            </w:pPr>
+            <w:r>
+              <w:rPr>
+                <w:b/>
+                <w:color w:val="FFFFFF"/>
+                <w:sz w:val="18"/>
+              </w:rPr>
+              <w:t>1</w:t>
+            </w:r>
+          </w:p>
+        </w:tc>
+        <w:tc>
+          <w:tcPr>
+            <w:tcW w:type="dxa" w:w="2948"/>
+            <w:shd w:fill="FFFFFF" w:color="auto" w:val="clear"/>
+          </w:tcPr>
+          <w:p>
+            <w:pPr>
+              <w:spacing w:after="80"/>
+            </w:pPr>
+            <w:r>
+              <w:rPr>
+                <w:b/>
+                <w:sz w:val="18"/>
+              </w:rPr>
+              <w:t>Ouvrir le Builder</w:t>
+            </w:r>
+          </w:p>
+        </w:tc>
+        <w:tc>
+          <w:tcPr>
+            <w:tcW w:type="dxa" w:w="5556"/>
+            <w:shd w:fill="FFFFFF" w:color="auto" w:val="clear"/>
+          </w:tcPr>
+          <w:p>
+            <w:pPr>
+              <w:spacing w:after="80"/>
+            </w:pPr>
+            <w:r>
+              <w:rPr>
+                <w:sz w:val="18"/>
+              </w:rPr>
+              <w:t>Double-cliquez sur scorm-builder.html dans Chrome ou Firefox.</w:t>
+            </w:r>
+          </w:p>
+        </w:tc>
+      </w:tr>
+      <w:tr>
+        <w:tc>
+          <w:tcPr>
+            <w:tcW w:type="dxa" w:w="1020"/>
+            <w:shd w:fill="1A365D" w:color="auto" w:val="clear"/>
+          </w:tcPr>
+          <w:p>
+            <w:pPr>
+              <w:spacing w:after="80"/>
+              <w:jc w:val="center"/>
+            </w:pPr>
+            <w:r>
+              <w:rPr>
+                <w:b/>
+                <w:color w:val="FFFFFF"/>
+                <w:sz w:val="18"/>
+              </w:rPr>
               <w:t>2</w:t>
             </w:r>
           </w:p>
         </w:tc>
         <w:tc>
           <w:tcPr>
-            <w:tcW w:type="dxa" w:w="2880"/>
+            <w:tcW w:type="dxa" w:w="2948"/>
+            <w:shd w:fill="F0F4F8" w:color="auto" w:val="clear"/>
           </w:tcPr>
           <w:p>
+            <w:pPr>
+              <w:spacing w:after="80"/>
+            </w:pPr>
             <w:r>
+              <w:rPr>
+                <w:b/>
+                <w:sz w:val="18"/>
+              </w:rPr>
               <w:t>Construire le réseau</w:t>
             </w:r>
           </w:p>
         </w:tc>
         <w:tc>
           <w:tcPr>
-            <w:tcW w:type="dxa" w:w="2880"/>
+            <w:tcW w:type="dxa" w:w="5556"/>
+            <w:shd w:fill="F0F4F8" w:color="auto" w:val="clear"/>
           </w:tcPr>
           <w:p>
+            <w:pPr>
+              <w:spacing w:after="80"/>
+            </w:pPr>
             <w:r>
+              <w:rPr>
+                <w:sz w:val="18"/>
+              </w:rPr>
               <w:t>Onglet 1 : déposez les appareils, câblez, configurez les IP.</w:t>
             </w:r>
           </w:p>
@@ -879,34 +2469,56 @@
       <w:tr>
         <w:tc>
           <w:tcPr>
-            <w:tcW w:type="dxa" w:w="2880"/>
-            <w:shd w:val="clear" w:color="auto" w:fill="ebf8ff"/>
+            <w:tcW w:type="dxa" w:w="1020"/>
+            <w:shd w:fill="1A365D" w:color="auto" w:val="clear"/>
           </w:tcPr>
           <w:p>
+            <w:pPr>
+              <w:spacing w:after="80"/>
+              <w:jc w:val="center"/>
+            </w:pPr>
             <w:r>
+              <w:rPr>
+                <w:b/>
+                <w:color w:val="FFFFFF"/>
+                <w:sz w:val="18"/>
+              </w:rPr>
               <w:t>3</w:t>
             </w:r>
           </w:p>
         </w:tc>
         <w:tc>
           <w:tcPr>
-            <w:tcW w:type="dxa" w:w="2880"/>
-            <w:shd w:val="clear" w:color="auto" w:fill="ebf8ff"/>
+            <w:tcW w:type="dxa" w:w="2948"/>
+            <w:shd w:fill="FFFFFF" w:color="auto" w:val="clear"/>
           </w:tcPr>
           <w:p>
+            <w:pPr>
+              <w:spacing w:after="80"/>
+            </w:pPr>
             <w:r>
+              <w:rPr>
+                <w:b/>
+                <w:sz w:val="18"/>
+              </w:rPr>
               <w:t>Configurer l'évaluation</w:t>
             </w:r>
           </w:p>
         </w:tc>
         <w:tc>
           <w:tcPr>
-            <w:tcW w:type="dxa" w:w="2880"/>
-            <w:shd w:val="clear" w:color="auto" w:fill="ebf8ff"/>
+            <w:tcW w:type="dxa" w:w="5556"/>
+            <w:shd w:fill="FFFFFF" w:color="auto" w:val="clear"/>
           </w:tcPr>
           <w:p>
+            <w:pPr>
+              <w:spacing w:after="80"/>
+            </w:pPr>
             <w:r>
-              <w:t>Onglet 2 : titre, objectifs, score de maîtrise.</w:t>
+              <w:rPr>
+                <w:sz w:val="18"/>
+              </w:rPr>
+              <w:t>Onglet 2 : titre, objectifs, pannes, score de maîtrise.</w:t>
             </w:r>
           </w:p>
         </w:tc>
@@ -914,30 +2526,55 @@
       <w:tr>
         <w:tc>
           <w:tcPr>
-            <w:tcW w:type="dxa" w:w="2880"/>
+            <w:tcW w:type="dxa" w:w="1020"/>
+            <w:shd w:fill="1A365D" w:color="auto" w:val="clear"/>
           </w:tcPr>
           <w:p>
+            <w:pPr>
+              <w:spacing w:after="80"/>
+              <w:jc w:val="center"/>
+            </w:pPr>
             <w:r>
+              <w:rPr>
+                <w:b/>
+                <w:color w:val="FFFFFF"/>
+                <w:sz w:val="18"/>
+              </w:rPr>
               <w:t>4</w:t>
             </w:r>
           </w:p>
         </w:tc>
         <w:tc>
           <w:tcPr>
-            <w:tcW w:type="dxa" w:w="2880"/>
+            <w:tcW w:type="dxa" w:w="2948"/>
+            <w:shd w:fill="F0F4F8" w:color="auto" w:val="clear"/>
           </w:tcPr>
           <w:p>
+            <w:pPr>
+              <w:spacing w:after="80"/>
+            </w:pPr>
             <w:r>
+              <w:rPr>
+                <w:b/>
+                <w:sz w:val="18"/>
+              </w:rPr>
               <w:t>Générer l'export</w:t>
             </w:r>
           </w:p>
         </w:tc>
         <w:tc>
           <w:tcPr>
-            <w:tcW w:type="dxa" w:w="2880"/>
+            <w:tcW w:type="dxa" w:w="5556"/>
+            <w:shd w:fill="F0F4F8" w:color="auto" w:val="clear"/>
           </w:tcPr>
           <w:p>
+            <w:pPr>
+              <w:spacing w:after="80"/>
+            </w:pPr>
             <w:r>
+              <w:rPr>
+                <w:sz w:val="18"/>
+              </w:rPr>
               <w:t>Onglet 3 : choisissez SCORM ou HTML, téléchargez.</w:t>
             </w:r>
           </w:p>
@@ -946,34 +2583,56 @@
       <w:tr>
         <w:tc>
           <w:tcPr>
-            <w:tcW w:type="dxa" w:w="2880"/>
-            <w:shd w:val="clear" w:color="auto" w:fill="ebf8ff"/>
+            <w:tcW w:type="dxa" w:w="1020"/>
+            <w:shd w:fill="1A365D" w:color="auto" w:val="clear"/>
           </w:tcPr>
           <w:p>
+            <w:pPr>
+              <w:spacing w:after="80"/>
+              <w:jc w:val="center"/>
+            </w:pPr>
             <w:r>
+              <w:rPr>
+                <w:b/>
+                <w:color w:val="FFFFFF"/>
+                <w:sz w:val="18"/>
+              </w:rPr>
               <w:t>5</w:t>
             </w:r>
           </w:p>
         </w:tc>
         <w:tc>
           <w:tcPr>
-            <w:tcW w:type="dxa" w:w="2880"/>
-            <w:shd w:val="clear" w:color="auto" w:fill="ebf8ff"/>
+            <w:tcW w:type="dxa" w:w="2948"/>
+            <w:shd w:fill="FFFFFF" w:color="auto" w:val="clear"/>
           </w:tcPr>
           <w:p>
+            <w:pPr>
+              <w:spacing w:after="80"/>
+            </w:pPr>
             <w:r>
+              <w:rPr>
+                <w:b/>
+                <w:sz w:val="18"/>
+              </w:rPr>
               <w:t>Tester (HTML)</w:t>
             </w:r>
           </w:p>
         </w:tc>
         <w:tc>
           <w:tcPr>
-            <w:tcW w:type="dxa" w:w="2880"/>
-            <w:shd w:val="clear" w:color="auto" w:fill="ebf8ff"/>
+            <w:tcW w:type="dxa" w:w="5556"/>
+            <w:shd w:fill="FFFFFF" w:color="auto" w:val="clear"/>
           </w:tcPr>
           <w:p>
+            <w:pPr>
+              <w:spacing w:after="80"/>
+            </w:pPr>
             <w:r>
-              <w:t>Ouvrez le .html exporté, vérifiez chaque objectif.</w:t>
+              <w:rPr>
+                <w:sz w:val="18"/>
+              </w:rPr>
+              <w:t>Ouvrez le .html exporté ou cliquez sur "👁 Tester comme élève".</w:t>
             </w:r>
           </w:p>
         </w:tc>
@@ -981,31 +2640,56 @@
       <w:tr>
         <w:tc>
           <w:tcPr>
-            <w:tcW w:type="dxa" w:w="2880"/>
+            <w:tcW w:type="dxa" w:w="1020"/>
+            <w:shd w:fill="1A365D" w:color="auto" w:val="clear"/>
           </w:tcPr>
           <w:p>
+            <w:pPr>
+              <w:spacing w:after="80"/>
+              <w:jc w:val="center"/>
+            </w:pPr>
             <w:r>
+              <w:rPr>
+                <w:b/>
+                <w:color w:val="FFFFFF"/>
+                <w:sz w:val="18"/>
+              </w:rPr>
               <w:t>6</w:t>
             </w:r>
           </w:p>
         </w:tc>
         <w:tc>
           <w:tcPr>
-            <w:tcW w:type="dxa" w:w="2880"/>
+            <w:tcW w:type="dxa" w:w="2948"/>
+            <w:shd w:fill="F0F4F8" w:color="auto" w:val="clear"/>
           </w:tcPr>
           <w:p>
+            <w:pPr>
+              <w:spacing w:after="80"/>
+            </w:pPr>
             <w:r>
+              <w:rPr>
+                <w:b/>
+                <w:sz w:val="18"/>
+              </w:rPr>
               <w:t>Déployer sur Moodle</w:t>
             </w:r>
           </w:p>
         </w:tc>
         <w:tc>
           <w:tcPr>
-            <w:tcW w:type="dxa" w:w="2880"/>
+            <w:tcW w:type="dxa" w:w="5556"/>
+            <w:shd w:fill="F0F4F8" w:color="auto" w:val="clear"/>
           </w:tcPr>
           <w:p>
+            <w:pPr>
+              <w:spacing w:after="80"/>
+            </w:pPr>
             <w:r>
-              <w:t>Importez le .zip SCORM dans votre cours.</w:t>
+              <w:rPr>
+                <w:sz w:val="18"/>
+              </w:rPr>
+              <w:t>Importez le .zip SCORM dans votre cours Moodle.</w:t>
             </w:r>
           </w:p>
         </w:tc>
@@ -1013,71 +2697,231 @@
       <w:tr>
         <w:tc>
           <w:tcPr>
-            <w:tcW w:type="dxa" w:w="2880"/>
-            <w:shd w:val="clear" w:color="auto" w:fill="ebf8ff"/>
+            <w:tcW w:type="dxa" w:w="1020"/>
+            <w:shd w:fill="1A365D" w:color="auto" w:val="clear"/>
           </w:tcPr>
           <w:p>
+            <w:pPr>
+              <w:spacing w:after="80"/>
+              <w:jc w:val="center"/>
+            </w:pPr>
             <w:r>
+              <w:rPr>
+                <w:b/>
+                <w:color w:val="FFFFFF"/>
+                <w:sz w:val="18"/>
+              </w:rPr>
               <w:t>7</w:t>
             </w:r>
           </w:p>
         </w:tc>
         <w:tc>
           <w:tcPr>
-            <w:tcW w:type="dxa" w:w="2880"/>
-            <w:shd w:val="clear" w:color="auto" w:fill="ebf8ff"/>
+            <w:tcW w:type="dxa" w:w="2948"/>
+            <w:shd w:fill="FFFFFF" w:color="auto" w:val="clear"/>
           </w:tcPr>
           <w:p>
+            <w:pPr>
+              <w:spacing w:after="80"/>
+            </w:pPr>
             <w:r>
+              <w:rPr>
+                <w:b/>
+                <w:sz w:val="18"/>
+              </w:rPr>
               <w:t>Sauvegarder le scénario</w:t>
             </w:r>
           </w:p>
         </w:tc>
         <w:tc>
           <w:tcPr>
-            <w:tcW w:type="dxa" w:w="2880"/>
-            <w:shd w:val="clear" w:color="auto" w:fill="ebf8ff"/>
+            <w:tcW w:type="dxa" w:w="5556"/>
+            <w:shd w:fill="FFFFFF" w:color="auto" w:val="clear"/>
           </w:tcPr>
           <w:p>
+            <w:pPr>
+              <w:spacing w:after="80"/>
+            </w:pPr>
             <w:r>
-              <w:t>Bouton 💾 Exporter le scénario → .json.</w:t>
+              <w:rPr>
+                <w:sz w:val="18"/>
+              </w:rPr>
+              <w:t>Bouton ■ Exporter le scénario → .json pour réutiliser plus tard.</w:t>
             </w:r>
           </w:p>
         </w:tc>
       </w:tr>
     </w:tbl>
+    <w:p/>
     <w:p>
       <w:pPr>
         <w:pStyle w:val="Heading1"/>
-        <w:jc w:val="left"/>
+        <w:keepNext/>
+        <w:spacing w:before="360" w:after="160"/>
       </w:pPr>
       <w:r>
         <w:rPr>
+          <w:b/>
           <w:color w:val="1A365D"/>
+          <w:sz w:val="28"/>
         </w:rPr>
-        <w:t>4. Raccourcis clavier</w:t>
+        <w:t>5. Sauvegarde et réutilisation</w:t>
+      </w:r>
+    </w:p>
+    <w:p>
+      <w:pPr>
+        <w:spacing w:after="120"/>
+      </w:pPr>
+      <w:r>
+        <w:rPr>
+          <w:b w:val="0"/>
+          <w:sz w:val="19"/>
+        </w:rPr>
+        <w:t xml:space="preserve">Le bouton </w:t>
+      </w:r>
+      <w:r>
+        <w:rPr>
+          <w:b/>
+          <w:sz w:val="19"/>
+        </w:rPr>
+        <w:t>■ Exporter le scénario</w:t>
+      </w:r>
+      <w:r>
+        <w:rPr>
+          <w:b w:val="0"/>
+          <w:sz w:val="19"/>
+        </w:rPr>
+        <w:t xml:space="preserve"> télécharge un fichier .json qui contient l'intégralité de votre travail. Ce fichier peut être rechargé à tout moment avec le bouton </w:t>
+      </w:r>
+      <w:r>
+        <w:rPr>
+          <w:b/>
+          <w:sz w:val="19"/>
+        </w:rPr>
+        <w:t>■ Importer un scénario</w:t>
+      </w:r>
+      <w:r>
+        <w:rPr>
+          <w:b w:val="0"/>
+          <w:sz w:val="19"/>
+        </w:rPr>
+        <w:t>.</w:t>
+      </w:r>
+    </w:p>
+    <w:tbl>
+      <w:tblPr>
+        <w:tblW w:type="auto" w:w="0"/>
+        <w:jc w:val="left"/>
+        <w:tblLook w:firstColumn="1" w:firstRow="1" w:lastColumn="0" w:lastRow="0" w:noHBand="0" w:noVBand="1" w:val="04A0"/>
+      </w:tblPr>
+      <w:tblGrid>
+        <w:gridCol w:w="9406"/>
+      </w:tblGrid>
+      <w:tr>
+        <w:tc>
+          <w:tcPr>
+            <w:tcW w:type="dxa" w:w="9406"/>
+            <w:shd w:fill="F0FFF4" w:color="auto" w:val="clear"/>
+            <w:tcMar>
+              <w:top w:w="100" w:type="dxa"/>
+              <w:bottom w:w="100" w:type="dxa"/>
+              <w:left w:w="100" w:type="dxa"/>
+              <w:right w:w="100" w:type="dxa"/>
+            </w:tcMar>
+          </w:tcPr>
+          <w:p>
+            <w:r>
+              <w:rPr>
+                <w:b w:val="0"/>
+                <w:sz w:val="18"/>
+              </w:rPr>
+              <w:t>💡  Conseil : Exportez toujours le scénario JSON en plus du SCORM. Si vous souhaitez modifier l'activité ultérieurement, vous pourrez la rouvrir directement dans le Builder sans repartir de zéro.</w:t>
+            </w:r>
+          </w:p>
+        </w:tc>
+      </w:tr>
+    </w:tbl>
+    <w:p/>
+    <w:p>
+      <w:pPr>
+        <w:pStyle w:val="Heading1"/>
+        <w:keepNext/>
+        <w:spacing w:before="360" w:after="160"/>
+      </w:pPr>
+      <w:r>
+        <w:rPr>
+          <w:b/>
+          <w:color w:val="1A365D"/>
+          <w:sz w:val="28"/>
+        </w:rPr>
+        <w:t>6. Raccourcis clavier</w:t>
       </w:r>
     </w:p>
     <w:tbl>
       <w:tblPr>
         <w:tblStyle w:val="TableGrid"/>
         <w:tblW w:type="auto" w:w="0"/>
+        <w:jc w:val="left"/>
         <w:tblLook w:firstColumn="1" w:firstRow="1" w:lastColumn="0" w:lastRow="0" w:noHBand="0" w:noVBand="1" w:val="04A0"/>
       </w:tblPr>
       <w:tblGrid>
-        <w:gridCol w:w="4320"/>
-        <w:gridCol w:w="4320"/>
+        <w:gridCol w:w="4703"/>
+        <w:gridCol w:w="4703"/>
       </w:tblGrid>
       <w:tr>
         <w:tc>
           <w:tcPr>
-            <w:tcW w:type="dxa" w:w="4320"/>
-            <w:shd w:val="clear" w:color="auto" w:fill="f7fafc"/>
+            <w:tcW w:type="dxa" w:w="1984"/>
+            <w:shd w:fill="1A365D" w:color="auto" w:val="clear"/>
           </w:tcPr>
           <w:p>
+            <w:pPr>
+              <w:spacing w:after="60"/>
+            </w:pPr>
             <w:r>
               <w:rPr>
                 <w:b/>
+                <w:color w:val="FFFFFF"/>
+                <w:sz w:val="17"/>
+              </w:rPr>
+              <w:t>Raccourci</w:t>
+            </w:r>
+          </w:p>
+        </w:tc>
+        <w:tc>
+          <w:tcPr>
+            <w:tcW w:type="dxa" w:w="7540"/>
+            <w:shd w:fill="1A365D" w:color="auto" w:val="clear"/>
+          </w:tcPr>
+          <w:p>
+            <w:pPr>
+              <w:spacing w:after="60"/>
+            </w:pPr>
+            <w:r>
+              <w:rPr>
+                <w:b/>
+                <w:color w:val="FFFFFF"/>
+                <w:sz w:val="17"/>
+              </w:rPr>
+              <w:t>Action</w:t>
+            </w:r>
+          </w:p>
+        </w:tc>
+      </w:tr>
+      <w:tr>
+        <w:tc>
+          <w:tcPr>
+            <w:tcW w:type="dxa" w:w="1984"/>
+            <w:shd w:fill="FFFFFF" w:color="auto" w:val="clear"/>
+          </w:tcPr>
+          <w:p>
+            <w:pPr>
+              <w:spacing w:after="40"/>
+            </w:pPr>
+            <w:r>
+              <w:rPr>
+                <w:rFonts w:ascii="Courier New" w:hAnsi="Courier New"/>
+                <w:sz w:val="17"/>
               </w:rPr>
               <w:t>Ctrl+1</w:t>
             </w:r>
@@ -1085,11 +2929,17 @@
         </w:tc>
         <w:tc>
           <w:tcPr>
-            <w:tcW w:type="dxa" w:w="4320"/>
-            <w:shd w:val="clear" w:color="auto" w:fill="f7fafc"/>
+            <w:tcW w:type="dxa" w:w="7540"/>
+            <w:shd w:fill="FFFFFF" w:color="auto" w:val="clear"/>
           </w:tcPr>
           <w:p>
+            <w:pPr>
+              <w:spacing w:after="40"/>
+            </w:pPr>
             <w:r>
+              <w:rPr>
+                <w:sz w:val="17"/>
+              </w:rPr>
               <w:t>Aller à l'onglet Réseau</w:t>
             </w:r>
           </w:p>
@@ -1098,12 +2948,17 @@
       <w:tr>
         <w:tc>
           <w:tcPr>
-            <w:tcW w:type="dxa" w:w="4320"/>
+            <w:tcW w:type="dxa" w:w="1984"/>
+            <w:shd w:fill="F0F4F8" w:color="auto" w:val="clear"/>
           </w:tcPr>
           <w:p>
+            <w:pPr>
+              <w:spacing w:after="40"/>
+            </w:pPr>
             <w:r>
               <w:rPr>
-                <w:b/>
+                <w:rFonts w:ascii="Courier New" w:hAnsi="Courier New"/>
+                <w:sz w:val="17"/>
               </w:rPr>
               <w:t>Ctrl+2</w:t>
             </w:r>
@@ -1111,10 +2966,17 @@
         </w:tc>
         <w:tc>
           <w:tcPr>
-            <w:tcW w:type="dxa" w:w="4320"/>
+            <w:tcW w:type="dxa" w:w="7540"/>
+            <w:shd w:fill="F0F4F8" w:color="auto" w:val="clear"/>
           </w:tcPr>
           <w:p>
+            <w:pPr>
+              <w:spacing w:after="40"/>
+            </w:pPr>
             <w:r>
+              <w:rPr>
+                <w:sz w:val="17"/>
+              </w:rPr>
               <w:t>Aller à l'onglet Évaluation</w:t>
             </w:r>
           </w:p>
@@ -1123,13 +2985,17 @@
       <w:tr>
         <w:tc>
           <w:tcPr>
-            <w:tcW w:type="dxa" w:w="4320"/>
-            <w:shd w:val="clear" w:color="auto" w:fill="f7fafc"/>
+            <w:tcW w:type="dxa" w:w="1984"/>
+            <w:shd w:fill="FFFFFF" w:color="auto" w:val="clear"/>
           </w:tcPr>
           <w:p>
+            <w:pPr>
+              <w:spacing w:after="40"/>
+            </w:pPr>
             <w:r>
               <w:rPr>
-                <w:b/>
+                <w:rFonts w:ascii="Courier New" w:hAnsi="Courier New"/>
+                <w:sz w:val="17"/>
               </w:rPr>
               <w:t>Ctrl+3</w:t>
             </w:r>
@@ -1137,11 +3003,17 @@
         </w:tc>
         <w:tc>
           <w:tcPr>
-            <w:tcW w:type="dxa" w:w="4320"/>
-            <w:shd w:val="clear" w:color="auto" w:fill="f7fafc"/>
+            <w:tcW w:type="dxa" w:w="7540"/>
+            <w:shd w:fill="FFFFFF" w:color="auto" w:val="clear"/>
           </w:tcPr>
           <w:p>
+            <w:pPr>
+              <w:spacing w:after="40"/>
+            </w:pPr>
             <w:r>
+              <w:rPr>
+                <w:sz w:val="17"/>
+              </w:rPr>
               <w:t>Aller à l'onglet Générer</w:t>
             </w:r>
           </w:p>
@@ -1150,12 +3022,17 @@
       <w:tr>
         <w:tc>
           <w:tcPr>
-            <w:tcW w:type="dxa" w:w="4320"/>
+            <w:tcW w:type="dxa" w:w="1984"/>
+            <w:shd w:fill="F0F4F8" w:color="auto" w:val="clear"/>
           </w:tcPr>
           <w:p>
+            <w:pPr>
+              <w:spacing w:after="40"/>
+            </w:pPr>
             <w:r>
               <w:rPr>
-                <w:b/>
+                <w:rFonts w:ascii="Courier New" w:hAnsi="Courier New"/>
+                <w:sz w:val="17"/>
               </w:rPr>
               <w:t>Ctrl+S</w:t>
             </w:r>
@@ -1163,10 +3040,17 @@
         </w:tc>
         <w:tc>
           <w:tcPr>
-            <w:tcW w:type="dxa" w:w="4320"/>
+            <w:tcW w:type="dxa" w:w="7540"/>
+            <w:shd w:fill="F0F4F8" w:color="auto" w:val="clear"/>
           </w:tcPr>
           <w:p>
+            <w:pPr>
+              <w:spacing w:after="40"/>
+            </w:pPr>
             <w:r>
+              <w:rPr>
+                <w:sz w:val="17"/>
+              </w:rPr>
               <w:t>Sauvegarder la session</w:t>
             </w:r>
           </w:p>
@@ -1175,13 +3059,17 @@
       <w:tr>
         <w:tc>
           <w:tcPr>
-            <w:tcW w:type="dxa" w:w="4320"/>
-            <w:shd w:val="clear" w:color="auto" w:fill="f7fafc"/>
+            <w:tcW w:type="dxa" w:w="1984"/>
+            <w:shd w:fill="FFFFFF" w:color="auto" w:val="clear"/>
           </w:tcPr>
           <w:p>
+            <w:pPr>
+              <w:spacing w:after="40"/>
+            </w:pPr>
             <w:r>
               <w:rPr>
-                <w:b/>
+                <w:rFonts w:ascii="Courier New" w:hAnsi="Courier New"/>
+                <w:sz w:val="17"/>
               </w:rPr>
               <w:t>Suppr</w:t>
             </w:r>
@@ -1189,20 +3077,64 @@
         </w:tc>
         <w:tc>
           <w:tcPr>
-            <w:tcW w:type="dxa" w:w="4320"/>
-            <w:shd w:val="clear" w:color="auto" w:fill="f7fafc"/>
+            <w:tcW w:type="dxa" w:w="7540"/>
+            <w:shd w:fill="FFFFFF" w:color="auto" w:val="clear"/>
           </w:tcPr>
           <w:p>
+            <w:pPr>
+              <w:spacing w:after="40"/>
+            </w:pPr>
             <w:r>
-              <w:t>Supprimer l'élément sélectionné</w:t>
+              <w:rPr>
+                <w:sz w:val="17"/>
+              </w:rPr>
+              <w:t>Supprimer l'appareil ou le câble sélectionné</w:t>
+            </w:r>
+          </w:p>
+        </w:tc>
+      </w:tr>
+      <w:tr>
+        <w:tc>
+          <w:tcPr>
+            <w:tcW w:type="dxa" w:w="1984"/>
+            <w:shd w:fill="F0F4F8" w:color="auto" w:val="clear"/>
+          </w:tcPr>
+          <w:p>
+            <w:pPr>
+              <w:spacing w:after="40"/>
+            </w:pPr>
+            <w:r>
+              <w:rPr>
+                <w:rFonts w:ascii="Courier New" w:hAnsi="Courier New"/>
+                <w:sz w:val="17"/>
+              </w:rPr>
+              <w:t>F11</w:t>
+            </w:r>
+          </w:p>
+        </w:tc>
+        <w:tc>
+          <w:tcPr>
+            <w:tcW w:type="dxa" w:w="7540"/>
+            <w:shd w:fill="F0F4F8" w:color="auto" w:val="clear"/>
+          </w:tcPr>
+          <w:p>
+            <w:pPr>
+              <w:spacing w:after="40"/>
+            </w:pPr>
+            <w:r>
+              <w:rPr>
+                <w:sz w:val="17"/>
+              </w:rPr>
+              <w:t>Basculer en plein écran</w:t>
             </w:r>
           </w:p>
         </w:tc>
       </w:tr>
     </w:tbl>
+    <w:p/>
     <w:sectPr>
       <w:pgSz w:w="12240" w:h="15840"/>
-      <w:pgMar w:top="1440" w:right="1800" w:bottom="1440" w:left="1800" w:header="720" w:footer="720" w:gutter="0"/>
+      <w:pgMar w:top="1134" w:right="1417" w:bottom="1134" w:left="1417" w:header="720" w:footer="720" w:gutter="0"/>
       <w:cols w:space="720"/>
       <w:docGrid w:linePitch="360"/>
     </w:sectPr>
@@ -1574,7 +3506,7 @@
     <w:qFormat/>
     <w:rsid w:val="00FC693F"/>
     <w:rPr>
-      <w:rFonts w:ascii="Arial" w:hAnsi="Arial"/>
+      <w:rFonts w:ascii="Calibri" w:hAnsi="Calibri"/>
       <w:sz w:val="20"/>
     </w:rPr>
   </w:style>
